--- a/FT PULPO.docx
+++ b/FT PULPO.docx
@@ -1,6 +1,6 @@
 
 <file path=word/document.xml><?xml version="1.0" encoding="utf-8"?>
-<w:document xmlns:wpc="http://schemas.microsoft.com/office/word/2010/wordprocessingCanvas" xmlns:cx="http://schemas.microsoft.com/office/drawing/2014/chartex" xmlns:cx1="http://schemas.microsoft.com/office/drawing/2015/9/8/chartex" xmlns:cx2="http://schemas.microsoft.com/office/drawing/2015/10/21/chartex" xmlns:cx3="http://schemas.microsoft.com/office/drawing/2016/5/9/chartex" xmlns:cx4="http://schemas.microsoft.com/office/drawing/2016/5/10/chartex" xmlns:cx5="http://schemas.microsoft.com/office/drawing/2016/5/11/chartex" xmlns:cx6="http://schemas.microsoft.com/office/drawing/2016/5/12/chartex" xmlns:cx7="http://schemas.microsoft.com/office/drawing/2016/5/13/chartex" xmlns:cx8="http://schemas.microsoft.com/office/drawing/2016/5/14/chartex" xmlns:mc="http://schemas.openxmlformats.org/markup-compatibility/2006" xmlns:aink="http://schemas.microsoft.com/office/drawing/2016/ink" xmlns:am3d="http://schemas.microsoft.com/office/drawing/2017/model3d" xmlns:o="urn:schemas-microsoft-com:office:office" xmlns:oel="http://schemas.microsoft.com/office/2019/extlst" xmlns:r="http://schemas.openxmlformats.org/officeDocument/2006/relationships" xmlns:m="http://schemas.openxmlformats.org/officeDocument/2006/math" xmlns:v="urn:schemas-microsoft-com:vml" xmlns:wp14="http://schemas.microsoft.com/office/word/2010/wordprocessingDrawing" xmlns:wp="http://schemas.openxmlformats.org/drawingml/2006/wordprocessingDrawing" xmlns:w10="urn:schemas-microsoft-com:office:word" xmlns:w="http://schemas.openxmlformats.org/wordprocessingml/2006/main" xmlns:w14="http://schemas.microsoft.com/office/word/2010/wordml" xmlns:w15="http://schemas.microsoft.com/office/word/2012/wordml" xmlns:w16cex="http://schemas.microsoft.com/office/word/2018/wordml/cex" xmlns:w16cid="http://schemas.microsoft.com/office/word/2016/wordml/cid" xmlns:w16="http://schemas.microsoft.com/office/word/2018/wordml" xmlns:w16du="http://schemas.microsoft.com/office/word/2023/wordml/word16du" xmlns:w16sdtdh="http://schemas.microsoft.com/office/word/2020/wordml/sdtdatahash" xmlns:w16sdtfl="http://schemas.microsoft.com/office/word/2024/wordml/sdtformatlock" xmlns:w16se="http://schemas.microsoft.com/office/word/2015/wordml/symex" xmlns:wpg="http://schemas.microsoft.com/office/word/2010/wordprocessingGroup" xmlns:wpi="http://schemas.microsoft.com/office/word/2010/wordprocessingInk" xmlns:wne="http://schemas.microsoft.com/office/word/2006/wordml" xmlns:wps="http://schemas.microsoft.com/office/word/2010/wordprocessingShape" mc:Ignorable="w14 w15 w16se w16cid w16 w16cex w16sdtdh w16sdtfl w16du wp14">
+<w:document xmlns:wpc="http://schemas.microsoft.com/office/word/2010/wordprocessingCanvas" xmlns:cx="http://schemas.microsoft.com/office/drawing/2014/chartex" xmlns:cx1="http://schemas.microsoft.com/office/drawing/2015/9/8/chartex" xmlns:cx2="http://schemas.microsoft.com/office/drawing/2015/10/21/chartex" xmlns:cx3="http://schemas.microsoft.com/office/drawing/2016/5/9/chartex" xmlns:cx4="http://schemas.microsoft.com/office/drawing/2016/5/10/chartex" xmlns:cx5="http://schemas.microsoft.com/office/drawing/2016/5/11/chartex" xmlns:cx6="http://schemas.microsoft.com/office/drawing/2016/5/12/chartex" xmlns:cx7="http://schemas.microsoft.com/office/drawing/2016/5/13/chartex" xmlns:cx8="http://schemas.microsoft.com/office/drawing/2016/5/14/chartex" xmlns:mc="http://schemas.openxmlformats.org/markup-compatibility/2006" xmlns:aink="http://schemas.microsoft.com/office/drawing/2016/ink" xmlns:am3d="http://schemas.microsoft.com/office/drawing/2017/model3d" xmlns:o="urn:schemas-microsoft-com:office:office" xmlns:oel="http://schemas.microsoft.com/office/2019/extlst" xmlns:r="http://schemas.openxmlformats.org/officeDocument/2006/relationships" xmlns:m="http://schemas.openxmlformats.org/officeDocument/2006/math" xmlns:v="urn:schemas-microsoft-com:vml" xmlns:wp14="http://schemas.microsoft.com/office/word/2010/wordprocessingDrawing" xmlns:wp="http://schemas.openxmlformats.org/drawingml/2006/wordprocessingDrawing" xmlns:w10="urn:schemas-microsoft-com:office:word" xmlns:w="http://schemas.openxmlformats.org/wordprocessingml/2006/main" xmlns:w14="http://schemas.microsoft.com/office/word/2010/wordml" xmlns:w15="http://schemas.microsoft.com/office/word/2012/wordml" xmlns:w16cex="http://schemas.microsoft.com/office/word/2018/wordml/cex" xmlns:w16cid="http://schemas.microsoft.com/office/word/2016/wordml/cid" xmlns:w16="http://schemas.microsoft.com/office/word/2018/wordml" xmlns:w16sdtdh="http://schemas.microsoft.com/office/word/2020/wordml/sdtdatahash" xmlns:w16se="http://schemas.microsoft.com/office/word/2015/wordml/symex" xmlns:wpg="http://schemas.microsoft.com/office/word/2010/wordprocessingGroup" xmlns:wpi="http://schemas.microsoft.com/office/word/2010/wordprocessingInk" xmlns:wne="http://schemas.microsoft.com/office/word/2006/wordml" xmlns:wps="http://schemas.microsoft.com/office/word/2010/wordprocessingShape" mc:Ignorable="w14 w15 w16se w16cid w16 w16cex w16sdtdh wp14">
   <w:body>
     <w:tbl>
       <w:tblPr>
@@ -38,9 +38,8 @@
           <w:tbl>
             <w:tblPr>
               <w:tblStyle w:val="Tablaconcuadrcula"/>
-              <w:tblpPr w:leftFromText="141" w:rightFromText="141" w:vertAnchor="page" w:horzAnchor="margin" w:tblpXSpec="center" w:tblpY="230"/>
-              <w:tblOverlap w:val="never"/>
-              <w:tblW w:w="7384" w:type="dxa"/>
+              <w:tblpPr w:leftFromText="141" w:rightFromText="141" w:tblpX="-494" w:tblpY="-429"/>
+              <w:tblW w:w="8048" w:type="dxa"/>
               <w:tblBorders>
                 <w:top w:val="none" w:sz="0" w:space="0" w:color="auto"/>
                 <w:left w:val="none" w:sz="0" w:space="0" w:color="auto"/>
@@ -52,21 +51,22 @@
               <w:tblLook w:val="04A0" w:firstRow="1" w:lastRow="0" w:firstColumn="1" w:lastColumn="0" w:noHBand="0" w:noVBand="1"/>
             </w:tblPr>
             <w:tblGrid>
-              <w:gridCol w:w="1975"/>
-              <w:gridCol w:w="1535"/>
-              <w:gridCol w:w="21"/>
-              <w:gridCol w:w="1522"/>
-              <w:gridCol w:w="227"/>
-              <w:gridCol w:w="2104"/>
+              <w:gridCol w:w="2154"/>
+              <w:gridCol w:w="425"/>
+              <w:gridCol w:w="1251"/>
+              <w:gridCol w:w="19"/>
+              <w:gridCol w:w="1659"/>
+              <w:gridCol w:w="248"/>
+              <w:gridCol w:w="2292"/>
             </w:tblGrid>
             <w:tr>
               <w:trPr>
-                <w:trHeight w:val="661"/>
+                <w:trHeight w:val="706"/>
               </w:trPr>
               <w:tc>
                 <w:tcPr>
-                  <w:tcW w:w="5053" w:type="dxa"/>
-                  <w:gridSpan w:val="4"/>
+                  <w:tcW w:w="5508" w:type="dxa"/>
+                  <w:gridSpan w:val="5"/>
                   <w:tcBorders>
                     <w:top w:val="double" w:sz="18" w:space="0" w:color="auto"/>
                     <w:left w:val="double" w:sz="18" w:space="0" w:color="auto"/>
@@ -135,7 +135,7 @@
               </w:tc>
               <w:tc>
                 <w:tcPr>
-                  <w:tcW w:w="2330" w:type="dxa"/>
+                  <w:tcW w:w="2540" w:type="dxa"/>
                   <w:gridSpan w:val="2"/>
                   <w:vMerge w:val="restart"/>
                   <w:tcBorders>
@@ -214,12 +214,12 @@
             </w:tr>
             <w:tr>
               <w:trPr>
-                <w:trHeight w:val="655"/>
+                <w:trHeight w:val="697"/>
               </w:trPr>
               <w:tc>
                 <w:tcPr>
-                  <w:tcW w:w="5053" w:type="dxa"/>
-                  <w:gridSpan w:val="4"/>
+                  <w:tcW w:w="5508" w:type="dxa"/>
+                  <w:gridSpan w:val="5"/>
                   <w:tcBorders>
                     <w:top w:val="single" w:sz="4" w:space="0" w:color="000000"/>
                     <w:left w:val="double" w:sz="18" w:space="0" w:color="auto"/>
@@ -298,7 +298,7 @@
               </w:tc>
               <w:tc>
                 <w:tcPr>
-                  <w:tcW w:w="2330" w:type="dxa"/>
+                  <w:tcW w:w="2540" w:type="dxa"/>
                   <w:gridSpan w:val="2"/>
                   <w:vMerge/>
                   <w:tcBorders>
@@ -322,12 +322,12 @@
             </w:tr>
             <w:tr>
               <w:trPr>
-                <w:trHeight w:val="659"/>
+                <w:trHeight w:val="775"/>
               </w:trPr>
               <w:tc>
                 <w:tcPr>
-                  <w:tcW w:w="7384" w:type="dxa"/>
-                  <w:gridSpan w:val="6"/>
+                  <w:tcW w:w="8048" w:type="dxa"/>
+                  <w:gridSpan w:val="7"/>
                   <w:tcBorders>
                     <w:top w:val="single" w:sz="4" w:space="0" w:color="000000"/>
                     <w:left w:val="double" w:sz="18" w:space="0" w:color="auto"/>
@@ -383,11 +383,11 @@
             </w:tr>
             <w:tr>
               <w:trPr>
-                <w:trHeight w:val="1154"/>
+                <w:trHeight w:val="1227"/>
               </w:trPr>
               <w:tc>
                 <w:tcPr>
-                  <w:tcW w:w="1975" w:type="dxa"/>
+                  <w:tcW w:w="2154" w:type="dxa"/>
                   <w:tcBorders>
                     <w:top w:val="single" w:sz="4" w:space="0" w:color="444444"/>
                     <w:left w:val="double" w:sz="18" w:space="0" w:color="auto"/>
@@ -456,76 +456,7 @@
               </w:tc>
               <w:tc>
                 <w:tcPr>
-                  <w:tcW w:w="1535" w:type="dxa"/>
-                  <w:tcBorders>
-                    <w:top w:val="single" w:sz="4" w:space="0" w:color="444444"/>
-                    <w:left w:val="single" w:sz="4" w:space="0" w:color="444444"/>
-                    <w:bottom w:val="single" w:sz="4" w:space="0" w:color="444444"/>
-                    <w:right w:val="single" w:sz="4" w:space="0" w:color="444444"/>
-                  </w:tcBorders>
-                </w:tcPr>
-                <w:p>
-                  <w:pPr>
-                    <w:spacing w:line="276" w:lineRule="auto"/>
-                    <w:rPr>
-                      <w:rFonts w:ascii="Nunito Black" w:hAnsi="Nunito Black"/>
-                      <w:b/>
-                      <w:bCs/>
-                      <w:sz w:val="16"/>
-                      <w:szCs w:val="16"/>
-                    </w:rPr>
-                  </w:pPr>
-                  <w:r>
-                    <w:rPr>
-                      <w:rFonts w:ascii="Nunito Black" w:hAnsi="Nunito Black"/>
-                      <w:b/>
-                      <w:bCs/>
-                      <w:sz w:val="16"/>
-                      <w:szCs w:val="16"/>
-                    </w:rPr>
-                    <w:t>ZONA DE CAPTURA:</w:t>
-                  </w:r>
-                </w:p>
-                <w:p>
-                  <w:pPr>
-                    <w:spacing w:line="276" w:lineRule="auto"/>
-                    <w:rPr>
-                      <w:rFonts w:ascii="Nunito" w:hAnsi="Nunito"/>
-                      <w:sz w:val="16"/>
-                      <w:szCs w:val="16"/>
-                    </w:rPr>
-                  </w:pPr>
-                  <w:r>
-                    <w:rPr>
-                      <w:rFonts w:ascii="Nunito" w:hAnsi="Nunito"/>
-                      <w:sz w:val="16"/>
-                      <w:szCs w:val="16"/>
-                    </w:rPr>
-                    <w:t>{{</w:t>
-                  </w:r>
-                  <w:proofErr w:type="spellStart"/>
-                  <w:r>
-                    <w:rPr>
-                      <w:rFonts w:ascii="Nunito" w:hAnsi="Nunito"/>
-                      <w:sz w:val="16"/>
-                      <w:szCs w:val="16"/>
-                    </w:rPr>
-                    <w:t>zona_captura</w:t>
-                  </w:r>
-                  <w:proofErr w:type="spellEnd"/>
-                  <w:r>
-                    <w:rPr>
-                      <w:rFonts w:ascii="Nunito" w:hAnsi="Nunito"/>
-                      <w:sz w:val="16"/>
-                      <w:szCs w:val="16"/>
-                    </w:rPr>
-                    <w:t>}}</w:t>
-                  </w:r>
-                </w:p>
-              </w:tc>
-              <w:tc>
-                <w:tcPr>
-                  <w:tcW w:w="1543" w:type="dxa"/>
+                  <w:tcW w:w="1676" w:type="dxa"/>
                   <w:gridSpan w:val="2"/>
                   <w:tcBorders>
                     <w:top w:val="single" w:sz="4" w:space="0" w:color="444444"/>
@@ -553,7 +484,7 @@
                       <w:sz w:val="16"/>
                       <w:szCs w:val="16"/>
                     </w:rPr>
-                    <w:t>PAÍS DE ORIGEN:</w:t>
+                    <w:t>ZONA DE CAPTURA:</w:t>
                   </w:r>
                 </w:p>
                 <w:p>
@@ -580,7 +511,7 @@
                       <w:sz w:val="16"/>
                       <w:szCs w:val="16"/>
                     </w:rPr>
-                    <w:t>pais_origen</w:t>
+                    <w:t>zona_captura</w:t>
                   </w:r>
                   <w:proofErr w:type="spellEnd"/>
                   <w:r>
@@ -595,7 +526,77 @@
               </w:tc>
               <w:tc>
                 <w:tcPr>
-                  <w:tcW w:w="2330" w:type="dxa"/>
+                  <w:tcW w:w="1677" w:type="dxa"/>
+                  <w:gridSpan w:val="2"/>
+                  <w:tcBorders>
+                    <w:top w:val="single" w:sz="4" w:space="0" w:color="444444"/>
+                    <w:left w:val="single" w:sz="4" w:space="0" w:color="444444"/>
+                    <w:bottom w:val="single" w:sz="4" w:space="0" w:color="444444"/>
+                    <w:right w:val="single" w:sz="4" w:space="0" w:color="444444"/>
+                  </w:tcBorders>
+                </w:tcPr>
+                <w:p>
+                  <w:pPr>
+                    <w:spacing w:line="276" w:lineRule="auto"/>
+                    <w:rPr>
+                      <w:rFonts w:ascii="Nunito Black" w:hAnsi="Nunito Black"/>
+                      <w:b/>
+                      <w:bCs/>
+                      <w:sz w:val="16"/>
+                      <w:szCs w:val="16"/>
+                    </w:rPr>
+                  </w:pPr>
+                  <w:r>
+                    <w:rPr>
+                      <w:rFonts w:ascii="Nunito Black" w:hAnsi="Nunito Black"/>
+                      <w:b/>
+                      <w:bCs/>
+                      <w:sz w:val="16"/>
+                      <w:szCs w:val="16"/>
+                    </w:rPr>
+                    <w:t>PAÍS DE ORIGEN:</w:t>
+                  </w:r>
+                </w:p>
+                <w:p>
+                  <w:pPr>
+                    <w:spacing w:line="276" w:lineRule="auto"/>
+                    <w:rPr>
+                      <w:rFonts w:ascii="Nunito" w:hAnsi="Nunito"/>
+                      <w:sz w:val="16"/>
+                      <w:szCs w:val="16"/>
+                    </w:rPr>
+                  </w:pPr>
+                  <w:r>
+                    <w:rPr>
+                      <w:rFonts w:ascii="Nunito" w:hAnsi="Nunito"/>
+                      <w:sz w:val="16"/>
+                      <w:szCs w:val="16"/>
+                    </w:rPr>
+                    <w:t>{{</w:t>
+                  </w:r>
+                  <w:proofErr w:type="spellStart"/>
+                  <w:r>
+                    <w:rPr>
+                      <w:rFonts w:ascii="Nunito" w:hAnsi="Nunito"/>
+                      <w:sz w:val="16"/>
+                      <w:szCs w:val="16"/>
+                    </w:rPr>
+                    <w:t>pais_origen</w:t>
+                  </w:r>
+                  <w:proofErr w:type="spellEnd"/>
+                  <w:r>
+                    <w:rPr>
+                      <w:rFonts w:ascii="Nunito" w:hAnsi="Nunito"/>
+                      <w:sz w:val="16"/>
+                      <w:szCs w:val="16"/>
+                    </w:rPr>
+                    <w:t>}}</w:t>
+                  </w:r>
+                </w:p>
+              </w:tc>
+              <w:tc>
+                <w:tcPr>
+                  <w:tcW w:w="2540" w:type="dxa"/>
                   <w:gridSpan w:val="2"/>
                   <w:tcBorders>
                     <w:top w:val="single" w:sz="4" w:space="0" w:color="444444"/>
@@ -678,12 +679,12 @@
             </w:tr>
             <w:tr>
               <w:trPr>
-                <w:trHeight w:val="819"/>
+                <w:trHeight w:val="872"/>
               </w:trPr>
               <w:tc>
                 <w:tcPr>
-                  <w:tcW w:w="3531" w:type="dxa"/>
-                  <w:gridSpan w:val="3"/>
+                  <w:tcW w:w="3849" w:type="dxa"/>
+                  <w:gridSpan w:val="4"/>
                   <w:tcBorders>
                     <w:top w:val="single" w:sz="4" w:space="0" w:color="444444"/>
                     <w:left w:val="double" w:sz="18" w:space="0" w:color="auto"/>
@@ -780,7 +781,7 @@
               </w:tc>
               <w:tc>
                 <w:tcPr>
-                  <w:tcW w:w="3852" w:type="dxa"/>
+                  <w:tcW w:w="4198" w:type="dxa"/>
                   <w:gridSpan w:val="3"/>
                   <w:tcBorders>
                     <w:left w:val="single" w:sz="4" w:space="0" w:color="444444"/>
@@ -849,111 +850,155 @@
             </w:tr>
             <w:tr>
               <w:trPr>
-                <w:trHeight w:val="1076"/>
+                <w:trHeight w:val="1145"/>
               </w:trPr>
               <w:tc>
                 <w:tcPr>
-                  <w:tcW w:w="5280" w:type="dxa"/>
-                  <w:gridSpan w:val="5"/>
+                  <w:tcW w:w="2579" w:type="dxa"/>
+                  <w:gridSpan w:val="2"/>
                   <w:tcBorders>
                     <w:top w:val="single" w:sz="4" w:space="0" w:color="444444"/>
                     <w:left w:val="double" w:sz="18" w:space="0" w:color="auto"/>
                     <w:bottom w:val="double" w:sz="18" w:space="0" w:color="auto"/>
-                    <w:right w:val="single" w:sz="4" w:space="0" w:color="FFFFFF" w:themeColor="background1"/>
+                    <w:right w:val="single" w:sz="4" w:space="0" w:color="444444"/>
                   </w:tcBorders>
                 </w:tcPr>
                 <w:p>
                   <w:pPr>
-                    <w:spacing w:line="276" w:lineRule="auto"/>
-                    <w:rPr>
-                      <w:rFonts w:ascii="Nunito Black" w:hAnsi="Nunito Black"/>
-                      <w:b/>
-                      <w:bCs/>
-                      <w:sz w:val="16"/>
-                      <w:szCs w:val="16"/>
-                    </w:rPr>
-                  </w:pPr>
-                  <w:r>
-                    <w:rPr>
-                      <w:rFonts w:ascii="Nunito Black" w:hAnsi="Nunito Black"/>
-                      <w:b/>
-                      <w:bCs/>
-                      <w:sz w:val="16"/>
-                      <w:szCs w:val="16"/>
-                    </w:rPr>
-                    <w:t>EXPEDIDOR:</w:t>
-                  </w:r>
-                </w:p>
-                <w:p>
-                  <w:pPr>
-                    <w:jc w:val="center"/>
-                    <w:rPr>
-                      <w:rFonts w:ascii="Nunito" w:hAnsi="Nunito"/>
-                      <w:b/>
-                      <w:bCs/>
-                      <w:sz w:val="16"/>
-                      <w:szCs w:val="16"/>
-                    </w:rPr>
-                  </w:pPr>
-                  <w:r>
-                    <w:rPr>
-                      <w:rFonts w:ascii="Nunito" w:hAnsi="Nunito"/>
-                      <w:b/>
-                      <w:bCs/>
-                      <w:sz w:val="16"/>
-                      <w:szCs w:val="16"/>
-                    </w:rPr>
-                    <w:t xml:space="preserve">PESCADOS Y MARISCOS SANTIAGO Y SANTIAGO, S.L. </w:t>
-                  </w:r>
-                </w:p>
-                <w:p>
-                  <w:pPr>
-                    <w:jc w:val="center"/>
-                    <w:rPr>
-                      <w:rFonts w:ascii="Nunito" w:hAnsi="Nunito"/>
-                      <w:b/>
-                      <w:bCs/>
-                      <w:sz w:val="16"/>
-                      <w:szCs w:val="16"/>
-                    </w:rPr>
-                  </w:pPr>
-                  <w:r>
-                    <w:rPr>
-                      <w:rFonts w:ascii="Nunito" w:hAnsi="Nunito"/>
-                      <w:b/>
-                      <w:bCs/>
-                      <w:sz w:val="16"/>
-                      <w:szCs w:val="16"/>
-                    </w:rPr>
-                    <w:t>Calle Laguna del Marquesado nave 43C</w:t>
-                  </w:r>
-                </w:p>
-                <w:p>
-                  <w:pPr>
-                    <w:jc w:val="center"/>
-                    <w:rPr>
-                      <w:rFonts w:ascii="Nunito" w:hAnsi="Nunito"/>
-                      <w:b/>
-                      <w:bCs/>
-                      <w:sz w:val="16"/>
-                      <w:szCs w:val="16"/>
-                    </w:rPr>
-                  </w:pPr>
-                  <w:r>
-                    <w:rPr>
-                      <w:rFonts w:ascii="Nunito" w:hAnsi="Nunito"/>
-                      <w:b/>
-                      <w:bCs/>
-                      <w:sz w:val="16"/>
-                      <w:szCs w:val="16"/>
-                    </w:rPr>
-                    <w:t>28021 Madrid</w:t>
+                    <w:rPr>
+                      <w:rFonts w:ascii="Nunito Black" w:hAnsi="Nunito Black"/>
+                      <w:b/>
+                      <w:bCs/>
+                      <w:sz w:val="16"/>
+                      <w:szCs w:val="16"/>
+                    </w:rPr>
+                  </w:pPr>
+                  <w:r>
+                    <w:rPr>
+                      <w:rFonts w:ascii="Nunito Black" w:hAnsi="Nunito Black"/>
+                      <w:b/>
+                      <w:bCs/>
+                      <w:sz w:val="16"/>
+                      <w:szCs w:val="16"/>
+                    </w:rPr>
+                    <w:t>PESO NETO:</w:t>
+                  </w:r>
+                </w:p>
+                <w:p>
+                  <w:pPr>
+                    <w:rPr>
+                      <w:rFonts w:ascii="Nunito Black" w:hAnsi="Nunito Black"/>
+                      <w:b/>
+                      <w:bCs/>
+                      <w:sz w:val="16"/>
+                      <w:szCs w:val="16"/>
+                    </w:rPr>
+                  </w:pPr>
+                </w:p>
+                <w:p>
+                  <w:pPr>
+                    <w:rPr>
+                      <w:rFonts w:ascii="Nunito" w:hAnsi="Nunito"/>
+                      <w:b/>
+                      <w:bCs/>
+                      <w:sz w:val="16"/>
+                      <w:szCs w:val="16"/>
+                    </w:rPr>
+                  </w:pPr>
+                  <w:r>
+                    <w:rPr>
+                      <w:rFonts w:ascii="Nunito" w:hAnsi="Nunito"/>
+                      <w:b/>
+                      <w:bCs/>
+                      <w:sz w:val="16"/>
+                      <w:szCs w:val="16"/>
+                    </w:rPr>
+                    <w:t xml:space="preserve"> </w:t>
                   </w:r>
                 </w:p>
               </w:tc>
               <w:tc>
                 <w:tcPr>
-                  <w:tcW w:w="2103" w:type="dxa"/>
+                  <w:tcW w:w="3177" w:type="dxa"/>
+                  <w:gridSpan w:val="4"/>
+                  <w:tcBorders>
+                    <w:top w:val="single" w:sz="4" w:space="0" w:color="444444"/>
+                    <w:left w:val="single" w:sz="4" w:space="0" w:color="444444"/>
+                    <w:bottom w:val="double" w:sz="18" w:space="0" w:color="auto"/>
+                    <w:right w:val="single" w:sz="4" w:space="0" w:color="FFFFFF" w:themeColor="background1"/>
+                  </w:tcBorders>
+                  <w:vAlign w:val="center"/>
+                </w:tcPr>
+                <w:p>
+                  <w:pPr>
+                    <w:spacing w:line="276" w:lineRule="auto"/>
+                    <w:rPr>
+                      <w:rFonts w:ascii="Nunito Black" w:hAnsi="Nunito Black"/>
+                      <w:b/>
+                      <w:bCs/>
+                      <w:sz w:val="16"/>
+                      <w:szCs w:val="16"/>
+                    </w:rPr>
+                  </w:pPr>
+                  <w:r>
+                    <w:rPr>
+                      <w:rFonts w:ascii="Nunito Black" w:hAnsi="Nunito Black"/>
+                      <w:b/>
+                      <w:bCs/>
+                      <w:sz w:val="16"/>
+                      <w:szCs w:val="16"/>
+                    </w:rPr>
+                    <w:t>EXPEDIDOR:</w:t>
+                  </w:r>
+                </w:p>
+                <w:p>
+                  <w:pPr>
+                    <w:jc w:val="center"/>
+                    <w:rPr>
+                      <w:rFonts w:ascii="Nunito" w:hAnsi="Nunito"/>
+                      <w:b/>
+                      <w:bCs/>
+                      <w:sz w:val="16"/>
+                      <w:szCs w:val="16"/>
+                    </w:rPr>
+                  </w:pPr>
+                  <w:r>
+                    <w:rPr>
+                      <w:rFonts w:ascii="Nunito" w:hAnsi="Nunito"/>
+                      <w:b/>
+                      <w:bCs/>
+                      <w:sz w:val="16"/>
+                      <w:szCs w:val="16"/>
+                    </w:rPr>
+                    <w:t>PESCADOS Y MARISCOS SANTIAGO Y SANTIAGO, S.L. Calle Laguna del Marquesado nave 43C</w:t>
+                  </w:r>
+                </w:p>
+                <w:p>
+                  <w:pPr>
+                    <w:jc w:val="center"/>
+                    <w:rPr>
+                      <w:rFonts w:ascii="Nunito" w:hAnsi="Nunito"/>
+                      <w:b/>
+                      <w:bCs/>
+                      <w:sz w:val="16"/>
+                      <w:szCs w:val="16"/>
+                    </w:rPr>
+                  </w:pPr>
+                  <w:r>
+                    <w:rPr>
+                      <w:rFonts w:ascii="Nunito" w:hAnsi="Nunito"/>
+                      <w:b/>
+                      <w:bCs/>
+                      <w:sz w:val="16"/>
+                      <w:szCs w:val="16"/>
+                    </w:rPr>
+                    <w:t>28021 Madrid</w:t>
+                  </w:r>
+                </w:p>
+              </w:tc>
+              <w:tc>
+                <w:tcPr>
+                  <w:tcW w:w="2291" w:type="dxa"/>
                   <w:tcBorders>
                     <w:top w:val="single" w:sz="4" w:space="0" w:color="444444"/>
                     <w:left w:val="single" w:sz="4" w:space="0" w:color="FFFFFF" w:themeColor="background1"/>
@@ -982,16 +1027,16 @@
                     <mc:AlternateContent>
                       <mc:Choice Requires="wps">
                         <w:drawing>
-                          <wp:anchor distT="0" distB="0" distL="114300" distR="114300" simplePos="0" relativeHeight="251667456" behindDoc="0" locked="0" layoutInCell="1" allowOverlap="1" wp14:anchorId="3C7F24EF" wp14:editId="31F5A51C">
+                          <wp:anchor distT="0" distB="0" distL="114300" distR="114300" simplePos="0" relativeHeight="251659264" behindDoc="0" locked="0" layoutInCell="1" allowOverlap="1" wp14:anchorId="3C7F24EF" wp14:editId="75B99C07">
                             <wp:simplePos x="0" y="0"/>
                             <wp:positionH relativeFrom="column">
-                              <wp:posOffset>-66675</wp:posOffset>
+                              <wp:posOffset>-62230</wp:posOffset>
                             </wp:positionH>
                             <wp:positionV relativeFrom="paragraph">
-                              <wp:posOffset>2540</wp:posOffset>
+                              <wp:posOffset>19050</wp:posOffset>
                             </wp:positionV>
-                            <wp:extent cx="1227666" cy="685800"/>
-                            <wp:effectExtent l="0" t="0" r="10795" b="19050"/>
+                            <wp:extent cx="1386840" cy="731520"/>
+                            <wp:effectExtent l="0" t="0" r="22860" b="11430"/>
                             <wp:wrapNone/>
                             <wp:docPr id="16496834" name="Elipse 2"/>
                             <wp:cNvGraphicFramePr/>
@@ -1002,7 +1047,7 @@
                                   <wps:spPr>
                                     <a:xfrm>
                                       <a:off x="0" y="0"/>
-                                      <a:ext cx="1227666" cy="685800"/>
+                                      <a:ext cx="1386840" cy="731520"/>
                                     </a:xfrm>
                                     <a:prstGeom prst="ellipse">
                                       <a:avLst/>
@@ -1034,8 +1079,8 @@
                                             <w:rFonts w:ascii="Nunito" w:hAnsi="Nunito"/>
                                             <w:b/>
                                             <w:bCs/>
-                                            <w:sz w:val="14"/>
-                                            <w:szCs w:val="14"/>
+                                            <w:sz w:val="16"/>
+                                            <w:szCs w:val="16"/>
                                           </w:rPr>
                                         </w:pPr>
                                         <w:r>
@@ -1043,8 +1088,8 @@
                                             <w:rFonts w:ascii="Nunito" w:hAnsi="Nunito"/>
                                             <w:b/>
                                             <w:bCs/>
-                                            <w:sz w:val="14"/>
-                                            <w:szCs w:val="14"/>
+                                            <w:sz w:val="16"/>
+                                            <w:szCs w:val="16"/>
                                           </w:rPr>
                                           <w:t>ES</w:t>
                                         </w:r>
@@ -1058,8 +1103,8 @@
                                             <w:rFonts w:ascii="Nunito" w:hAnsi="Nunito"/>
                                             <w:b/>
                                             <w:bCs/>
-                                            <w:sz w:val="14"/>
-                                            <w:szCs w:val="14"/>
+                                            <w:sz w:val="16"/>
+                                            <w:szCs w:val="16"/>
                                           </w:rPr>
                                         </w:pPr>
                                         <w:r>
@@ -1067,8 +1112,8 @@
                                             <w:rFonts w:ascii="Nunito" w:hAnsi="Nunito"/>
                                             <w:b/>
                                             <w:bCs/>
-                                            <w:sz w:val="14"/>
-                                            <w:szCs w:val="14"/>
+                                            <w:sz w:val="16"/>
+                                            <w:szCs w:val="16"/>
                                           </w:rPr>
                                           <w:t>12.00114276/M</w:t>
                                         </w:r>
@@ -1082,8 +1127,8 @@
                                             <w:rFonts w:ascii="Nunito" w:hAnsi="Nunito"/>
                                             <w:b/>
                                             <w:bCs/>
-                                            <w:sz w:val="14"/>
-                                            <w:szCs w:val="14"/>
+                                            <w:sz w:val="16"/>
+                                            <w:szCs w:val="16"/>
                                           </w:rPr>
                                         </w:pPr>
                                         <w:r>
@@ -1091,8 +1136,8 @@
                                             <w:rFonts w:ascii="Nunito" w:hAnsi="Nunito"/>
                                             <w:b/>
                                             <w:bCs/>
-                                            <w:sz w:val="14"/>
-                                            <w:szCs w:val="14"/>
+                                            <w:sz w:val="16"/>
+                                            <w:szCs w:val="16"/>
                                           </w:rPr>
                                           <w:t>CE</w:t>
                                         </w:r>
@@ -1117,9 +1162,9 @@
                           </wp:anchor>
                         </w:drawing>
                       </mc:Choice>
-                      <mc:Fallback>
+                      <mc:Fallback xmlns:w16sdtfl="http://schemas.microsoft.com/office/word/2024/wordml/sdtformatlock" xmlns:w16du="http://schemas.microsoft.com/office/word/2023/wordml/word16du">
                         <w:pict>
-                          <v:oval w14:anchorId="3C7F24EF" id="Elipse 2" o:spid="_x0000_s1026" style="position:absolute;left:0;text-align:left;margin-left:-5.25pt;margin-top:.2pt;width:96.65pt;height:54pt;z-index:251667456;visibility:visible;mso-wrap-style:square;mso-width-percent:0;mso-height-percent:0;mso-wrap-distance-left:9pt;mso-wrap-distance-top:0;mso-wrap-distance-right:9pt;mso-wrap-distance-bottom:0;mso-position-horizontal:absolute;mso-position-horizontal-relative:text;mso-position-vertical:absolute;mso-position-vertical-relative:text;mso-width-percent:0;mso-height-percent:0;mso-width-relative:margin;mso-height-relative:margin;v-text-anchor:middle" o:gfxdata="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" fillcolor="white [3201]" strokecolor="black [3200]" strokeweight="1pt">
+                          <v:oval w14:anchorId="3C7F24EF" id="Elipse 2" o:spid="_x0000_s1026" style="position:absolute;left:0;text-align:left;margin-left:-4.9pt;margin-top:1.5pt;width:109.2pt;height:57.6pt;z-index:251659264;visibility:visible;mso-wrap-style:square;mso-width-percent:0;mso-height-percent:0;mso-wrap-distance-left:9pt;mso-wrap-distance-top:0;mso-wrap-distance-right:9pt;mso-wrap-distance-bottom:0;mso-position-horizontal:absolute;mso-position-horizontal-relative:text;mso-position-vertical:absolute;mso-position-vertical-relative:text;mso-width-percent:0;mso-height-percent:0;mso-width-relative:margin;mso-height-relative:margin;v-text-anchor:middle" o:gfxdata="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" fillcolor="white [3201]" strokecolor="black [3200]" strokeweight="1pt">
                             <v:stroke joinstyle="miter"/>
                             <v:textbox>
                               <w:txbxContent>
@@ -1132,8 +1177,8 @@
                                       <w:rFonts w:ascii="Nunito" w:hAnsi="Nunito"/>
                                       <w:b/>
                                       <w:bCs/>
-                                      <w:sz w:val="14"/>
-                                      <w:szCs w:val="14"/>
+                                      <w:sz w:val="16"/>
+                                      <w:szCs w:val="16"/>
                                     </w:rPr>
                                   </w:pPr>
                                   <w:r>
@@ -1141,8 +1186,8 @@
                                       <w:rFonts w:ascii="Nunito" w:hAnsi="Nunito"/>
                                       <w:b/>
                                       <w:bCs/>
-                                      <w:sz w:val="14"/>
-                                      <w:szCs w:val="14"/>
+                                      <w:sz w:val="16"/>
+                                      <w:szCs w:val="16"/>
                                     </w:rPr>
                                     <w:t>ES</w:t>
                                   </w:r>
@@ -1156,8 +1201,8 @@
                                       <w:rFonts w:ascii="Nunito" w:hAnsi="Nunito"/>
                                       <w:b/>
                                       <w:bCs/>
-                                      <w:sz w:val="14"/>
-                                      <w:szCs w:val="14"/>
+                                      <w:sz w:val="16"/>
+                                      <w:szCs w:val="16"/>
                                     </w:rPr>
                                   </w:pPr>
                                   <w:r>
@@ -1165,8 +1210,8 @@
                                       <w:rFonts w:ascii="Nunito" w:hAnsi="Nunito"/>
                                       <w:b/>
                                       <w:bCs/>
-                                      <w:sz w:val="14"/>
-                                      <w:szCs w:val="14"/>
+                                      <w:sz w:val="16"/>
+                                      <w:szCs w:val="16"/>
                                     </w:rPr>
                                     <w:t>12.00114276/M</w:t>
                                   </w:r>
@@ -1180,8 +1225,8 @@
                                       <w:rFonts w:ascii="Nunito" w:hAnsi="Nunito"/>
                                       <w:b/>
                                       <w:bCs/>
-                                      <w:sz w:val="14"/>
-                                      <w:szCs w:val="14"/>
+                                      <w:sz w:val="16"/>
+                                      <w:szCs w:val="16"/>
                                     </w:rPr>
                                   </w:pPr>
                                   <w:r>
@@ -1189,8 +1234,8 @@
                                       <w:rFonts w:ascii="Nunito" w:hAnsi="Nunito"/>
                                       <w:b/>
                                       <w:bCs/>
-                                      <w:sz w:val="14"/>
-                                      <w:szCs w:val="14"/>
+                                      <w:sz w:val="16"/>
+                                      <w:szCs w:val="16"/>
                                     </w:rPr>
                                     <w:t>CE</w:t>
                                   </w:r>
@@ -1219,9 +1264,8 @@
           <w:tbl>
             <w:tblPr>
               <w:tblStyle w:val="Tablaconcuadrcula"/>
-              <w:tblpPr w:leftFromText="141" w:rightFromText="141" w:vertAnchor="page" w:horzAnchor="margin" w:tblpXSpec="center" w:tblpY="230"/>
-              <w:tblOverlap w:val="never"/>
-              <w:tblW w:w="7384" w:type="dxa"/>
+              <w:tblpPr w:leftFromText="141" w:rightFromText="141" w:tblpX="-494" w:tblpY="-429"/>
+              <w:tblW w:w="8048" w:type="dxa"/>
               <w:tblBorders>
                 <w:top w:val="none" w:sz="0" w:space="0" w:color="auto"/>
                 <w:left w:val="none" w:sz="0" w:space="0" w:color="auto"/>
@@ -1233,21 +1277,22 @@
               <w:tblLook w:val="04A0" w:firstRow="1" w:lastRow="0" w:firstColumn="1" w:lastColumn="0" w:noHBand="0" w:noVBand="1"/>
             </w:tblPr>
             <w:tblGrid>
-              <w:gridCol w:w="1975"/>
-              <w:gridCol w:w="1535"/>
-              <w:gridCol w:w="21"/>
-              <w:gridCol w:w="1522"/>
-              <w:gridCol w:w="227"/>
-              <w:gridCol w:w="2104"/>
+              <w:gridCol w:w="2154"/>
+              <w:gridCol w:w="425"/>
+              <w:gridCol w:w="1251"/>
+              <w:gridCol w:w="19"/>
+              <w:gridCol w:w="1659"/>
+              <w:gridCol w:w="248"/>
+              <w:gridCol w:w="2292"/>
             </w:tblGrid>
             <w:tr>
               <w:trPr>
-                <w:trHeight w:val="661"/>
+                <w:trHeight w:val="706"/>
               </w:trPr>
               <w:tc>
                 <w:tcPr>
-                  <w:tcW w:w="5053" w:type="dxa"/>
-                  <w:gridSpan w:val="4"/>
+                  <w:tcW w:w="5508" w:type="dxa"/>
+                  <w:gridSpan w:val="5"/>
                   <w:tcBorders>
                     <w:top w:val="double" w:sz="18" w:space="0" w:color="auto"/>
                     <w:left w:val="double" w:sz="18" w:space="0" w:color="auto"/>
@@ -1316,7 +1361,7 @@
               </w:tc>
               <w:tc>
                 <w:tcPr>
-                  <w:tcW w:w="2330" w:type="dxa"/>
+                  <w:tcW w:w="2540" w:type="dxa"/>
                   <w:gridSpan w:val="2"/>
                   <w:vMerge w:val="restart"/>
                   <w:tcBorders>
@@ -1395,12 +1440,12 @@
             </w:tr>
             <w:tr>
               <w:trPr>
-                <w:trHeight w:val="655"/>
+                <w:trHeight w:val="697"/>
               </w:trPr>
               <w:tc>
                 <w:tcPr>
-                  <w:tcW w:w="5053" w:type="dxa"/>
-                  <w:gridSpan w:val="4"/>
+                  <w:tcW w:w="5508" w:type="dxa"/>
+                  <w:gridSpan w:val="5"/>
                   <w:tcBorders>
                     <w:top w:val="single" w:sz="4" w:space="0" w:color="000000"/>
                     <w:left w:val="double" w:sz="18" w:space="0" w:color="auto"/>
@@ -1479,7 +1524,7 @@
               </w:tc>
               <w:tc>
                 <w:tcPr>
-                  <w:tcW w:w="2330" w:type="dxa"/>
+                  <w:tcW w:w="2540" w:type="dxa"/>
                   <w:gridSpan w:val="2"/>
                   <w:vMerge/>
                   <w:tcBorders>
@@ -1503,12 +1548,12 @@
             </w:tr>
             <w:tr>
               <w:trPr>
-                <w:trHeight w:val="659"/>
+                <w:trHeight w:val="775"/>
               </w:trPr>
               <w:tc>
                 <w:tcPr>
-                  <w:tcW w:w="7384" w:type="dxa"/>
-                  <w:gridSpan w:val="6"/>
+                  <w:tcW w:w="8048" w:type="dxa"/>
+                  <w:gridSpan w:val="7"/>
                   <w:tcBorders>
                     <w:top w:val="single" w:sz="4" w:space="0" w:color="000000"/>
                     <w:left w:val="double" w:sz="18" w:space="0" w:color="auto"/>
@@ -1564,11 +1609,11 @@
             </w:tr>
             <w:tr>
               <w:trPr>
-                <w:trHeight w:val="1154"/>
+                <w:trHeight w:val="1227"/>
               </w:trPr>
               <w:tc>
                 <w:tcPr>
-                  <w:tcW w:w="1975" w:type="dxa"/>
+                  <w:tcW w:w="2154" w:type="dxa"/>
                   <w:tcBorders>
                     <w:top w:val="single" w:sz="4" w:space="0" w:color="444444"/>
                     <w:left w:val="double" w:sz="18" w:space="0" w:color="auto"/>
@@ -1637,76 +1682,7 @@
               </w:tc>
               <w:tc>
                 <w:tcPr>
-                  <w:tcW w:w="1535" w:type="dxa"/>
-                  <w:tcBorders>
-                    <w:top w:val="single" w:sz="4" w:space="0" w:color="444444"/>
-                    <w:left w:val="single" w:sz="4" w:space="0" w:color="444444"/>
-                    <w:bottom w:val="single" w:sz="4" w:space="0" w:color="444444"/>
-                    <w:right w:val="single" w:sz="4" w:space="0" w:color="444444"/>
-                  </w:tcBorders>
-                </w:tcPr>
-                <w:p>
-                  <w:pPr>
-                    <w:spacing w:line="276" w:lineRule="auto"/>
-                    <w:rPr>
-                      <w:rFonts w:ascii="Nunito Black" w:hAnsi="Nunito Black"/>
-                      <w:b/>
-                      <w:bCs/>
-                      <w:sz w:val="16"/>
-                      <w:szCs w:val="16"/>
-                    </w:rPr>
-                  </w:pPr>
-                  <w:r>
-                    <w:rPr>
-                      <w:rFonts w:ascii="Nunito Black" w:hAnsi="Nunito Black"/>
-                      <w:b/>
-                      <w:bCs/>
-                      <w:sz w:val="16"/>
-                      <w:szCs w:val="16"/>
-                    </w:rPr>
-                    <w:t>ZONA DE CAPTURA:</w:t>
-                  </w:r>
-                </w:p>
-                <w:p>
-                  <w:pPr>
-                    <w:spacing w:line="276" w:lineRule="auto"/>
-                    <w:rPr>
-                      <w:rFonts w:ascii="Nunito" w:hAnsi="Nunito"/>
-                      <w:sz w:val="16"/>
-                      <w:szCs w:val="16"/>
-                    </w:rPr>
-                  </w:pPr>
-                  <w:r>
-                    <w:rPr>
-                      <w:rFonts w:ascii="Nunito" w:hAnsi="Nunito"/>
-                      <w:sz w:val="16"/>
-                      <w:szCs w:val="16"/>
-                    </w:rPr>
-                    <w:t>{{</w:t>
-                  </w:r>
-                  <w:proofErr w:type="spellStart"/>
-                  <w:r>
-                    <w:rPr>
-                      <w:rFonts w:ascii="Nunito" w:hAnsi="Nunito"/>
-                      <w:sz w:val="16"/>
-                      <w:szCs w:val="16"/>
-                    </w:rPr>
-                    <w:t>zona_captura</w:t>
-                  </w:r>
-                  <w:proofErr w:type="spellEnd"/>
-                  <w:r>
-                    <w:rPr>
-                      <w:rFonts w:ascii="Nunito" w:hAnsi="Nunito"/>
-                      <w:sz w:val="16"/>
-                      <w:szCs w:val="16"/>
-                    </w:rPr>
-                    <w:t>}}</w:t>
-                  </w:r>
-                </w:p>
-              </w:tc>
-              <w:tc>
-                <w:tcPr>
-                  <w:tcW w:w="1543" w:type="dxa"/>
+                  <w:tcW w:w="1676" w:type="dxa"/>
                   <w:gridSpan w:val="2"/>
                   <w:tcBorders>
                     <w:top w:val="single" w:sz="4" w:space="0" w:color="444444"/>
@@ -1734,7 +1710,7 @@
                       <w:sz w:val="16"/>
                       <w:szCs w:val="16"/>
                     </w:rPr>
-                    <w:t>PAÍS DE ORIGEN:</w:t>
+                    <w:t>ZONA DE CAPTURA:</w:t>
                   </w:r>
                 </w:p>
                 <w:p>
@@ -1761,7 +1737,7 @@
                       <w:sz w:val="16"/>
                       <w:szCs w:val="16"/>
                     </w:rPr>
-                    <w:t>pais_origen</w:t>
+                    <w:t>zona_captura</w:t>
                   </w:r>
                   <w:proofErr w:type="spellEnd"/>
                   <w:r>
@@ -1776,7 +1752,77 @@
               </w:tc>
               <w:tc>
                 <w:tcPr>
-                  <w:tcW w:w="2330" w:type="dxa"/>
+                  <w:tcW w:w="1677" w:type="dxa"/>
+                  <w:gridSpan w:val="2"/>
+                  <w:tcBorders>
+                    <w:top w:val="single" w:sz="4" w:space="0" w:color="444444"/>
+                    <w:left w:val="single" w:sz="4" w:space="0" w:color="444444"/>
+                    <w:bottom w:val="single" w:sz="4" w:space="0" w:color="444444"/>
+                    <w:right w:val="single" w:sz="4" w:space="0" w:color="444444"/>
+                  </w:tcBorders>
+                </w:tcPr>
+                <w:p>
+                  <w:pPr>
+                    <w:spacing w:line="276" w:lineRule="auto"/>
+                    <w:rPr>
+                      <w:rFonts w:ascii="Nunito Black" w:hAnsi="Nunito Black"/>
+                      <w:b/>
+                      <w:bCs/>
+                      <w:sz w:val="16"/>
+                      <w:szCs w:val="16"/>
+                    </w:rPr>
+                  </w:pPr>
+                  <w:r>
+                    <w:rPr>
+                      <w:rFonts w:ascii="Nunito Black" w:hAnsi="Nunito Black"/>
+                      <w:b/>
+                      <w:bCs/>
+                      <w:sz w:val="16"/>
+                      <w:szCs w:val="16"/>
+                    </w:rPr>
+                    <w:t>PAÍS DE ORIGEN:</w:t>
+                  </w:r>
+                </w:p>
+                <w:p>
+                  <w:pPr>
+                    <w:spacing w:line="276" w:lineRule="auto"/>
+                    <w:rPr>
+                      <w:rFonts w:ascii="Nunito" w:hAnsi="Nunito"/>
+                      <w:sz w:val="16"/>
+                      <w:szCs w:val="16"/>
+                    </w:rPr>
+                  </w:pPr>
+                  <w:r>
+                    <w:rPr>
+                      <w:rFonts w:ascii="Nunito" w:hAnsi="Nunito"/>
+                      <w:sz w:val="16"/>
+                      <w:szCs w:val="16"/>
+                    </w:rPr>
+                    <w:t>{{</w:t>
+                  </w:r>
+                  <w:proofErr w:type="spellStart"/>
+                  <w:r>
+                    <w:rPr>
+                      <w:rFonts w:ascii="Nunito" w:hAnsi="Nunito"/>
+                      <w:sz w:val="16"/>
+                      <w:szCs w:val="16"/>
+                    </w:rPr>
+                    <w:t>pais_origen</w:t>
+                  </w:r>
+                  <w:proofErr w:type="spellEnd"/>
+                  <w:r>
+                    <w:rPr>
+                      <w:rFonts w:ascii="Nunito" w:hAnsi="Nunito"/>
+                      <w:sz w:val="16"/>
+                      <w:szCs w:val="16"/>
+                    </w:rPr>
+                    <w:t>}}</w:t>
+                  </w:r>
+                </w:p>
+              </w:tc>
+              <w:tc>
+                <w:tcPr>
+                  <w:tcW w:w="2540" w:type="dxa"/>
                   <w:gridSpan w:val="2"/>
                   <w:tcBorders>
                     <w:top w:val="single" w:sz="4" w:space="0" w:color="444444"/>
@@ -1859,12 +1905,12 @@
             </w:tr>
             <w:tr>
               <w:trPr>
-                <w:trHeight w:val="819"/>
+                <w:trHeight w:val="872"/>
               </w:trPr>
               <w:tc>
                 <w:tcPr>
-                  <w:tcW w:w="3531" w:type="dxa"/>
-                  <w:gridSpan w:val="3"/>
+                  <w:tcW w:w="3849" w:type="dxa"/>
+                  <w:gridSpan w:val="4"/>
                   <w:tcBorders>
                     <w:top w:val="single" w:sz="4" w:space="0" w:color="444444"/>
                     <w:left w:val="double" w:sz="18" w:space="0" w:color="auto"/>
@@ -1961,7 +2007,7 @@
               </w:tc>
               <w:tc>
                 <w:tcPr>
-                  <w:tcW w:w="3852" w:type="dxa"/>
+                  <w:tcW w:w="4198" w:type="dxa"/>
                   <w:gridSpan w:val="3"/>
                   <w:tcBorders>
                     <w:left w:val="single" w:sz="4" w:space="0" w:color="444444"/>
@@ -2030,111 +2076,155 @@
             </w:tr>
             <w:tr>
               <w:trPr>
-                <w:trHeight w:val="1076"/>
+                <w:trHeight w:val="1145"/>
               </w:trPr>
               <w:tc>
                 <w:tcPr>
-                  <w:tcW w:w="5280" w:type="dxa"/>
-                  <w:gridSpan w:val="5"/>
+                  <w:tcW w:w="2579" w:type="dxa"/>
+                  <w:gridSpan w:val="2"/>
                   <w:tcBorders>
                     <w:top w:val="single" w:sz="4" w:space="0" w:color="444444"/>
                     <w:left w:val="double" w:sz="18" w:space="0" w:color="auto"/>
                     <w:bottom w:val="double" w:sz="18" w:space="0" w:color="auto"/>
-                    <w:right w:val="single" w:sz="4" w:space="0" w:color="FFFFFF" w:themeColor="background1"/>
+                    <w:right w:val="single" w:sz="4" w:space="0" w:color="444444"/>
                   </w:tcBorders>
                 </w:tcPr>
                 <w:p>
                   <w:pPr>
-                    <w:spacing w:line="276" w:lineRule="auto"/>
-                    <w:rPr>
-                      <w:rFonts w:ascii="Nunito Black" w:hAnsi="Nunito Black"/>
-                      <w:b/>
-                      <w:bCs/>
-                      <w:sz w:val="16"/>
-                      <w:szCs w:val="16"/>
-                    </w:rPr>
-                  </w:pPr>
-                  <w:r>
-                    <w:rPr>
-                      <w:rFonts w:ascii="Nunito Black" w:hAnsi="Nunito Black"/>
-                      <w:b/>
-                      <w:bCs/>
-                      <w:sz w:val="16"/>
-                      <w:szCs w:val="16"/>
-                    </w:rPr>
-                    <w:t>EXPEDIDOR:</w:t>
-                  </w:r>
-                </w:p>
-                <w:p>
-                  <w:pPr>
-                    <w:jc w:val="center"/>
-                    <w:rPr>
-                      <w:rFonts w:ascii="Nunito" w:hAnsi="Nunito"/>
-                      <w:b/>
-                      <w:bCs/>
-                      <w:sz w:val="16"/>
-                      <w:szCs w:val="16"/>
-                    </w:rPr>
-                  </w:pPr>
-                  <w:r>
-                    <w:rPr>
-                      <w:rFonts w:ascii="Nunito" w:hAnsi="Nunito"/>
-                      <w:b/>
-                      <w:bCs/>
-                      <w:sz w:val="16"/>
-                      <w:szCs w:val="16"/>
-                    </w:rPr>
-                    <w:t xml:space="preserve">PESCADOS Y MARISCOS SANTIAGO Y SANTIAGO, S.L. </w:t>
-                  </w:r>
-                </w:p>
-                <w:p>
-                  <w:pPr>
-                    <w:jc w:val="center"/>
-                    <w:rPr>
-                      <w:rFonts w:ascii="Nunito" w:hAnsi="Nunito"/>
-                      <w:b/>
-                      <w:bCs/>
-                      <w:sz w:val="16"/>
-                      <w:szCs w:val="16"/>
-                    </w:rPr>
-                  </w:pPr>
-                  <w:r>
-                    <w:rPr>
-                      <w:rFonts w:ascii="Nunito" w:hAnsi="Nunito"/>
-                      <w:b/>
-                      <w:bCs/>
-                      <w:sz w:val="16"/>
-                      <w:szCs w:val="16"/>
-                    </w:rPr>
-                    <w:t>Calle Laguna del Marquesado nave 43C</w:t>
-                  </w:r>
-                </w:p>
-                <w:p>
-                  <w:pPr>
-                    <w:jc w:val="center"/>
-                    <w:rPr>
-                      <w:rFonts w:ascii="Nunito" w:hAnsi="Nunito"/>
-                      <w:b/>
-                      <w:bCs/>
-                      <w:sz w:val="16"/>
-                      <w:szCs w:val="16"/>
-                    </w:rPr>
-                  </w:pPr>
-                  <w:r>
-                    <w:rPr>
-                      <w:rFonts w:ascii="Nunito" w:hAnsi="Nunito"/>
-                      <w:b/>
-                      <w:bCs/>
-                      <w:sz w:val="16"/>
-                      <w:szCs w:val="16"/>
-                    </w:rPr>
-                    <w:t>28021 Madrid</w:t>
+                    <w:rPr>
+                      <w:rFonts w:ascii="Nunito Black" w:hAnsi="Nunito Black"/>
+                      <w:b/>
+                      <w:bCs/>
+                      <w:sz w:val="16"/>
+                      <w:szCs w:val="16"/>
+                    </w:rPr>
+                  </w:pPr>
+                  <w:r>
+                    <w:rPr>
+                      <w:rFonts w:ascii="Nunito Black" w:hAnsi="Nunito Black"/>
+                      <w:b/>
+                      <w:bCs/>
+                      <w:sz w:val="16"/>
+                      <w:szCs w:val="16"/>
+                    </w:rPr>
+                    <w:t>PESO NETO:</w:t>
+                  </w:r>
+                </w:p>
+                <w:p>
+                  <w:pPr>
+                    <w:rPr>
+                      <w:rFonts w:ascii="Nunito Black" w:hAnsi="Nunito Black"/>
+                      <w:b/>
+                      <w:bCs/>
+                      <w:sz w:val="16"/>
+                      <w:szCs w:val="16"/>
+                    </w:rPr>
+                  </w:pPr>
+                </w:p>
+                <w:p>
+                  <w:pPr>
+                    <w:rPr>
+                      <w:rFonts w:ascii="Nunito" w:hAnsi="Nunito"/>
+                      <w:b/>
+                      <w:bCs/>
+                      <w:sz w:val="16"/>
+                      <w:szCs w:val="16"/>
+                    </w:rPr>
+                  </w:pPr>
+                  <w:r>
+                    <w:rPr>
+                      <w:rFonts w:ascii="Nunito" w:hAnsi="Nunito"/>
+                      <w:b/>
+                      <w:bCs/>
+                      <w:sz w:val="16"/>
+                      <w:szCs w:val="16"/>
+                    </w:rPr>
+                    <w:t xml:space="preserve"> </w:t>
                   </w:r>
                 </w:p>
               </w:tc>
               <w:tc>
                 <w:tcPr>
-                  <w:tcW w:w="2103" w:type="dxa"/>
+                  <w:tcW w:w="3177" w:type="dxa"/>
+                  <w:gridSpan w:val="4"/>
+                  <w:tcBorders>
+                    <w:top w:val="single" w:sz="4" w:space="0" w:color="444444"/>
+                    <w:left w:val="single" w:sz="4" w:space="0" w:color="444444"/>
+                    <w:bottom w:val="double" w:sz="18" w:space="0" w:color="auto"/>
+                    <w:right w:val="single" w:sz="4" w:space="0" w:color="FFFFFF" w:themeColor="background1"/>
+                  </w:tcBorders>
+                  <w:vAlign w:val="center"/>
+                </w:tcPr>
+                <w:p>
+                  <w:pPr>
+                    <w:spacing w:line="276" w:lineRule="auto"/>
+                    <w:rPr>
+                      <w:rFonts w:ascii="Nunito Black" w:hAnsi="Nunito Black"/>
+                      <w:b/>
+                      <w:bCs/>
+                      <w:sz w:val="16"/>
+                      <w:szCs w:val="16"/>
+                    </w:rPr>
+                  </w:pPr>
+                  <w:r>
+                    <w:rPr>
+                      <w:rFonts w:ascii="Nunito Black" w:hAnsi="Nunito Black"/>
+                      <w:b/>
+                      <w:bCs/>
+                      <w:sz w:val="16"/>
+                      <w:szCs w:val="16"/>
+                    </w:rPr>
+                    <w:t>EXPEDIDOR:</w:t>
+                  </w:r>
+                </w:p>
+                <w:p>
+                  <w:pPr>
+                    <w:jc w:val="center"/>
+                    <w:rPr>
+                      <w:rFonts w:ascii="Nunito" w:hAnsi="Nunito"/>
+                      <w:b/>
+                      <w:bCs/>
+                      <w:sz w:val="16"/>
+                      <w:szCs w:val="16"/>
+                    </w:rPr>
+                  </w:pPr>
+                  <w:r>
+                    <w:rPr>
+                      <w:rFonts w:ascii="Nunito" w:hAnsi="Nunito"/>
+                      <w:b/>
+                      <w:bCs/>
+                      <w:sz w:val="16"/>
+                      <w:szCs w:val="16"/>
+                    </w:rPr>
+                    <w:t>PESCADOS Y MARISCOS SANTIAGO Y SANTIAGO, S.L. Calle Laguna del Marquesado nave 43C</w:t>
+                  </w:r>
+                </w:p>
+                <w:p>
+                  <w:pPr>
+                    <w:jc w:val="center"/>
+                    <w:rPr>
+                      <w:rFonts w:ascii="Nunito" w:hAnsi="Nunito"/>
+                      <w:b/>
+                      <w:bCs/>
+                      <w:sz w:val="16"/>
+                      <w:szCs w:val="16"/>
+                    </w:rPr>
+                  </w:pPr>
+                  <w:r>
+                    <w:rPr>
+                      <w:rFonts w:ascii="Nunito" w:hAnsi="Nunito"/>
+                      <w:b/>
+                      <w:bCs/>
+                      <w:sz w:val="16"/>
+                      <w:szCs w:val="16"/>
+                    </w:rPr>
+                    <w:t>28021 Madrid</w:t>
+                  </w:r>
+                </w:p>
+              </w:tc>
+              <w:tc>
+                <w:tcPr>
+                  <w:tcW w:w="2291" w:type="dxa"/>
                   <w:tcBorders>
                     <w:top w:val="single" w:sz="4" w:space="0" w:color="444444"/>
                     <w:left w:val="single" w:sz="4" w:space="0" w:color="FFFFFF" w:themeColor="background1"/>
@@ -2163,18 +2253,18 @@
                     <mc:AlternateContent>
                       <mc:Choice Requires="wps">
                         <w:drawing>
-                          <wp:anchor distT="0" distB="0" distL="114300" distR="114300" simplePos="0" relativeHeight="251669504" behindDoc="0" locked="0" layoutInCell="1" allowOverlap="1" wp14:anchorId="456B207A" wp14:editId="39C9CB4D">
+                          <wp:anchor distT="0" distB="0" distL="114300" distR="114300" simplePos="0" relativeHeight="251661312" behindDoc="0" locked="0" layoutInCell="1" allowOverlap="1" wp14:anchorId="7FAEB5FC" wp14:editId="154BF260">
                             <wp:simplePos x="0" y="0"/>
                             <wp:positionH relativeFrom="column">
-                              <wp:posOffset>-66675</wp:posOffset>
+                              <wp:posOffset>-107950</wp:posOffset>
                             </wp:positionH>
                             <wp:positionV relativeFrom="paragraph">
-                              <wp:posOffset>2540</wp:posOffset>
+                              <wp:posOffset>26670</wp:posOffset>
                             </wp:positionV>
-                            <wp:extent cx="1227666" cy="685800"/>
-                            <wp:effectExtent l="0" t="0" r="10795" b="19050"/>
+                            <wp:extent cx="1386840" cy="731520"/>
+                            <wp:effectExtent l="0" t="0" r="22860" b="11430"/>
                             <wp:wrapNone/>
-                            <wp:docPr id="1209120276" name="Elipse 2"/>
+                            <wp:docPr id="400133746" name="Elipse 2"/>
                             <wp:cNvGraphicFramePr/>
                             <a:graphic xmlns:a="http://schemas.openxmlformats.org/drawingml/2006/main">
                               <a:graphicData uri="http://schemas.microsoft.com/office/word/2010/wordprocessingShape">
@@ -2183,7 +2273,7 @@
                                   <wps:spPr>
                                     <a:xfrm>
                                       <a:off x="0" y="0"/>
-                                      <a:ext cx="1227666" cy="685800"/>
+                                      <a:ext cx="1386840" cy="731520"/>
                                     </a:xfrm>
                                     <a:prstGeom prst="ellipse">
                                       <a:avLst/>
@@ -2215,8 +2305,8 @@
                                             <w:rFonts w:ascii="Nunito" w:hAnsi="Nunito"/>
                                             <w:b/>
                                             <w:bCs/>
-                                            <w:sz w:val="14"/>
-                                            <w:szCs w:val="14"/>
+                                            <w:sz w:val="16"/>
+                                            <w:szCs w:val="16"/>
                                           </w:rPr>
                                         </w:pPr>
                                         <w:r>
@@ -2224,8 +2314,8 @@
                                             <w:rFonts w:ascii="Nunito" w:hAnsi="Nunito"/>
                                             <w:b/>
                                             <w:bCs/>
-                                            <w:sz w:val="14"/>
-                                            <w:szCs w:val="14"/>
+                                            <w:sz w:val="16"/>
+                                            <w:szCs w:val="16"/>
                                           </w:rPr>
                                           <w:t>ES</w:t>
                                         </w:r>
@@ -2239,8 +2329,8 @@
                                             <w:rFonts w:ascii="Nunito" w:hAnsi="Nunito"/>
                                             <w:b/>
                                             <w:bCs/>
-                                            <w:sz w:val="14"/>
-                                            <w:szCs w:val="14"/>
+                                            <w:sz w:val="16"/>
+                                            <w:szCs w:val="16"/>
                                           </w:rPr>
                                         </w:pPr>
                                         <w:r>
@@ -2248,8 +2338,8 @@
                                             <w:rFonts w:ascii="Nunito" w:hAnsi="Nunito"/>
                                             <w:b/>
                                             <w:bCs/>
-                                            <w:sz w:val="14"/>
-                                            <w:szCs w:val="14"/>
+                                            <w:sz w:val="16"/>
+                                            <w:szCs w:val="16"/>
                                           </w:rPr>
                                           <w:t>12.00114276/M</w:t>
                                         </w:r>
@@ -2263,8 +2353,8 @@
                                             <w:rFonts w:ascii="Nunito" w:hAnsi="Nunito"/>
                                             <w:b/>
                                             <w:bCs/>
-                                            <w:sz w:val="14"/>
-                                            <w:szCs w:val="14"/>
+                                            <w:sz w:val="16"/>
+                                            <w:szCs w:val="16"/>
                                           </w:rPr>
                                         </w:pPr>
                                         <w:r>
@@ -2272,8 +2362,8 @@
                                             <w:rFonts w:ascii="Nunito" w:hAnsi="Nunito"/>
                                             <w:b/>
                                             <w:bCs/>
-                                            <w:sz w:val="14"/>
-                                            <w:szCs w:val="14"/>
+                                            <w:sz w:val="16"/>
+                                            <w:szCs w:val="16"/>
                                           </w:rPr>
                                           <w:t>CE</w:t>
                                         </w:r>
@@ -2298,9 +2388,9 @@
                           </wp:anchor>
                         </w:drawing>
                       </mc:Choice>
-                      <mc:Fallback>
+                      <mc:Fallback xmlns:w16sdtfl="http://schemas.microsoft.com/office/word/2024/wordml/sdtformatlock" xmlns:w16du="http://schemas.microsoft.com/office/word/2023/wordml/word16du">
                         <w:pict>
-                          <v:oval w14:anchorId="456B207A" id="_x0000_s1027" style="position:absolute;left:0;text-align:left;margin-left:-5.25pt;margin-top:.2pt;width:96.65pt;height:54pt;z-index:251669504;visibility:visible;mso-wrap-style:square;mso-width-percent:0;mso-height-percent:0;mso-wrap-distance-left:9pt;mso-wrap-distance-top:0;mso-wrap-distance-right:9pt;mso-wrap-distance-bottom:0;mso-position-horizontal:absolute;mso-position-horizontal-relative:text;mso-position-vertical:absolute;mso-position-vertical-relative:text;mso-width-percent:0;mso-height-percent:0;mso-width-relative:margin;mso-height-relative:margin;v-text-anchor:middle" o:gfxdata="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" fillcolor="white [3201]" strokecolor="black [3200]" strokeweight="1pt">
+                          <v:oval w14:anchorId="7FAEB5FC" id="_x0000_s1027" style="position:absolute;left:0;text-align:left;margin-left:-8.5pt;margin-top:2.1pt;width:109.2pt;height:57.6pt;z-index:251661312;visibility:visible;mso-wrap-style:square;mso-width-percent:0;mso-height-percent:0;mso-wrap-distance-left:9pt;mso-wrap-distance-top:0;mso-wrap-distance-right:9pt;mso-wrap-distance-bottom:0;mso-position-horizontal:absolute;mso-position-horizontal-relative:text;mso-position-vertical:absolute;mso-position-vertical-relative:text;mso-width-percent:0;mso-height-percent:0;mso-width-relative:margin;mso-height-relative:margin;v-text-anchor:middle" o:gfxdata="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" fillcolor="white [3201]" strokecolor="black [3200]" strokeweight="1pt">
                             <v:stroke joinstyle="miter"/>
                             <v:textbox>
                               <w:txbxContent>
@@ -2313,8 +2403,8 @@
                                       <w:rFonts w:ascii="Nunito" w:hAnsi="Nunito"/>
                                       <w:b/>
                                       <w:bCs/>
-                                      <w:sz w:val="14"/>
-                                      <w:szCs w:val="14"/>
+                                      <w:sz w:val="16"/>
+                                      <w:szCs w:val="16"/>
                                     </w:rPr>
                                   </w:pPr>
                                   <w:r>
@@ -2322,8 +2412,8 @@
                                       <w:rFonts w:ascii="Nunito" w:hAnsi="Nunito"/>
                                       <w:b/>
                                       <w:bCs/>
-                                      <w:sz w:val="14"/>
-                                      <w:szCs w:val="14"/>
+                                      <w:sz w:val="16"/>
+                                      <w:szCs w:val="16"/>
                                     </w:rPr>
                                     <w:t>ES</w:t>
                                   </w:r>
@@ -2337,8 +2427,8 @@
                                       <w:rFonts w:ascii="Nunito" w:hAnsi="Nunito"/>
                                       <w:b/>
                                       <w:bCs/>
-                                      <w:sz w:val="14"/>
-                                      <w:szCs w:val="14"/>
+                                      <w:sz w:val="16"/>
+                                      <w:szCs w:val="16"/>
                                     </w:rPr>
                                   </w:pPr>
                                   <w:r>
@@ -2346,8 +2436,8 @@
                                       <w:rFonts w:ascii="Nunito" w:hAnsi="Nunito"/>
                                       <w:b/>
                                       <w:bCs/>
-                                      <w:sz w:val="14"/>
-                                      <w:szCs w:val="14"/>
+                                      <w:sz w:val="16"/>
+                                      <w:szCs w:val="16"/>
                                     </w:rPr>
                                     <w:t>12.00114276/M</w:t>
                                   </w:r>
@@ -2361,8 +2451,8 @@
                                       <w:rFonts w:ascii="Nunito" w:hAnsi="Nunito"/>
                                       <w:b/>
                                       <w:bCs/>
-                                      <w:sz w:val="14"/>
-                                      <w:szCs w:val="14"/>
+                                      <w:sz w:val="16"/>
+                                      <w:szCs w:val="16"/>
                                     </w:rPr>
                                   </w:pPr>
                                   <w:r>
@@ -2370,8 +2460,8 @@
                                       <w:rFonts w:ascii="Nunito" w:hAnsi="Nunito"/>
                                       <w:b/>
                                       <w:bCs/>
-                                      <w:sz w:val="14"/>
-                                      <w:szCs w:val="14"/>
+                                      <w:sz w:val="16"/>
+                                      <w:szCs w:val="16"/>
                                     </w:rPr>
                                     <w:t>CE</w:t>
                                   </w:r>
@@ -2406,9 +2496,8 @@
           <w:tbl>
             <w:tblPr>
               <w:tblStyle w:val="Tablaconcuadrcula"/>
-              <w:tblpPr w:leftFromText="141" w:rightFromText="141" w:vertAnchor="page" w:horzAnchor="margin" w:tblpXSpec="center" w:tblpY="230"/>
-              <w:tblOverlap w:val="never"/>
-              <w:tblW w:w="7384" w:type="dxa"/>
+              <w:tblpPr w:leftFromText="141" w:rightFromText="141" w:tblpX="-494" w:tblpY="-429"/>
+              <w:tblW w:w="8048" w:type="dxa"/>
               <w:tblBorders>
                 <w:top w:val="none" w:sz="0" w:space="0" w:color="auto"/>
                 <w:left w:val="none" w:sz="0" w:space="0" w:color="auto"/>
@@ -2420,21 +2509,22 @@
               <w:tblLook w:val="04A0" w:firstRow="1" w:lastRow="0" w:firstColumn="1" w:lastColumn="0" w:noHBand="0" w:noVBand="1"/>
             </w:tblPr>
             <w:tblGrid>
-              <w:gridCol w:w="1975"/>
-              <w:gridCol w:w="1535"/>
-              <w:gridCol w:w="21"/>
-              <w:gridCol w:w="1522"/>
-              <w:gridCol w:w="227"/>
-              <w:gridCol w:w="2104"/>
+              <w:gridCol w:w="2154"/>
+              <w:gridCol w:w="425"/>
+              <w:gridCol w:w="1251"/>
+              <w:gridCol w:w="19"/>
+              <w:gridCol w:w="1659"/>
+              <w:gridCol w:w="248"/>
+              <w:gridCol w:w="2292"/>
             </w:tblGrid>
             <w:tr>
               <w:trPr>
-                <w:trHeight w:val="661"/>
+                <w:trHeight w:val="706"/>
               </w:trPr>
               <w:tc>
                 <w:tcPr>
-                  <w:tcW w:w="5053" w:type="dxa"/>
-                  <w:gridSpan w:val="4"/>
+                  <w:tcW w:w="5508" w:type="dxa"/>
+                  <w:gridSpan w:val="5"/>
                   <w:tcBorders>
                     <w:top w:val="double" w:sz="18" w:space="0" w:color="auto"/>
                     <w:left w:val="double" w:sz="18" w:space="0" w:color="auto"/>
@@ -2503,7 +2593,7 @@
               </w:tc>
               <w:tc>
                 <w:tcPr>
-                  <w:tcW w:w="2330" w:type="dxa"/>
+                  <w:tcW w:w="2540" w:type="dxa"/>
                   <w:gridSpan w:val="2"/>
                   <w:vMerge w:val="restart"/>
                   <w:tcBorders>
@@ -2582,12 +2672,12 @@
             </w:tr>
             <w:tr>
               <w:trPr>
-                <w:trHeight w:val="655"/>
+                <w:trHeight w:val="697"/>
               </w:trPr>
               <w:tc>
                 <w:tcPr>
-                  <w:tcW w:w="5053" w:type="dxa"/>
-                  <w:gridSpan w:val="4"/>
+                  <w:tcW w:w="5508" w:type="dxa"/>
+                  <w:gridSpan w:val="5"/>
                   <w:tcBorders>
                     <w:top w:val="single" w:sz="4" w:space="0" w:color="000000"/>
                     <w:left w:val="double" w:sz="18" w:space="0" w:color="auto"/>
@@ -2666,7 +2756,7 @@
               </w:tc>
               <w:tc>
                 <w:tcPr>
-                  <w:tcW w:w="2330" w:type="dxa"/>
+                  <w:tcW w:w="2540" w:type="dxa"/>
                   <w:gridSpan w:val="2"/>
                   <w:vMerge/>
                   <w:tcBorders>
@@ -2690,12 +2780,12 @@
             </w:tr>
             <w:tr>
               <w:trPr>
-                <w:trHeight w:val="659"/>
+                <w:trHeight w:val="775"/>
               </w:trPr>
               <w:tc>
                 <w:tcPr>
-                  <w:tcW w:w="7384" w:type="dxa"/>
-                  <w:gridSpan w:val="6"/>
+                  <w:tcW w:w="8048" w:type="dxa"/>
+                  <w:gridSpan w:val="7"/>
                   <w:tcBorders>
                     <w:top w:val="single" w:sz="4" w:space="0" w:color="000000"/>
                     <w:left w:val="double" w:sz="18" w:space="0" w:color="auto"/>
@@ -2751,11 +2841,11 @@
             </w:tr>
             <w:tr>
               <w:trPr>
-                <w:trHeight w:val="1154"/>
+                <w:trHeight w:val="1227"/>
               </w:trPr>
               <w:tc>
                 <w:tcPr>
-                  <w:tcW w:w="1975" w:type="dxa"/>
+                  <w:tcW w:w="2154" w:type="dxa"/>
                   <w:tcBorders>
                     <w:top w:val="single" w:sz="4" w:space="0" w:color="444444"/>
                     <w:left w:val="double" w:sz="18" w:space="0" w:color="auto"/>
@@ -2824,76 +2914,7 @@
               </w:tc>
               <w:tc>
                 <w:tcPr>
-                  <w:tcW w:w="1535" w:type="dxa"/>
-                  <w:tcBorders>
-                    <w:top w:val="single" w:sz="4" w:space="0" w:color="444444"/>
-                    <w:left w:val="single" w:sz="4" w:space="0" w:color="444444"/>
-                    <w:bottom w:val="single" w:sz="4" w:space="0" w:color="444444"/>
-                    <w:right w:val="single" w:sz="4" w:space="0" w:color="444444"/>
-                  </w:tcBorders>
-                </w:tcPr>
-                <w:p>
-                  <w:pPr>
-                    <w:spacing w:line="276" w:lineRule="auto"/>
-                    <w:rPr>
-                      <w:rFonts w:ascii="Nunito Black" w:hAnsi="Nunito Black"/>
-                      <w:b/>
-                      <w:bCs/>
-                      <w:sz w:val="16"/>
-                      <w:szCs w:val="16"/>
-                    </w:rPr>
-                  </w:pPr>
-                  <w:r>
-                    <w:rPr>
-                      <w:rFonts w:ascii="Nunito Black" w:hAnsi="Nunito Black"/>
-                      <w:b/>
-                      <w:bCs/>
-                      <w:sz w:val="16"/>
-                      <w:szCs w:val="16"/>
-                    </w:rPr>
-                    <w:t>ZONA DE CAPTURA:</w:t>
-                  </w:r>
-                </w:p>
-                <w:p>
-                  <w:pPr>
-                    <w:spacing w:line="276" w:lineRule="auto"/>
-                    <w:rPr>
-                      <w:rFonts w:ascii="Nunito" w:hAnsi="Nunito"/>
-                      <w:sz w:val="16"/>
-                      <w:szCs w:val="16"/>
-                    </w:rPr>
-                  </w:pPr>
-                  <w:r>
-                    <w:rPr>
-                      <w:rFonts w:ascii="Nunito" w:hAnsi="Nunito"/>
-                      <w:sz w:val="16"/>
-                      <w:szCs w:val="16"/>
-                    </w:rPr>
-                    <w:t>{{</w:t>
-                  </w:r>
-                  <w:proofErr w:type="spellStart"/>
-                  <w:r>
-                    <w:rPr>
-                      <w:rFonts w:ascii="Nunito" w:hAnsi="Nunito"/>
-                      <w:sz w:val="16"/>
-                      <w:szCs w:val="16"/>
-                    </w:rPr>
-                    <w:t>zona_captura</w:t>
-                  </w:r>
-                  <w:proofErr w:type="spellEnd"/>
-                  <w:r>
-                    <w:rPr>
-                      <w:rFonts w:ascii="Nunito" w:hAnsi="Nunito"/>
-                      <w:sz w:val="16"/>
-                      <w:szCs w:val="16"/>
-                    </w:rPr>
-                    <w:t>}}</w:t>
-                  </w:r>
-                </w:p>
-              </w:tc>
-              <w:tc>
-                <w:tcPr>
-                  <w:tcW w:w="1543" w:type="dxa"/>
+                  <w:tcW w:w="1676" w:type="dxa"/>
                   <w:gridSpan w:val="2"/>
                   <w:tcBorders>
                     <w:top w:val="single" w:sz="4" w:space="0" w:color="444444"/>
@@ -2921,7 +2942,7 @@
                       <w:sz w:val="16"/>
                       <w:szCs w:val="16"/>
                     </w:rPr>
-                    <w:t>PAÍS DE ORIGEN:</w:t>
+                    <w:t>ZONA DE CAPTURA:</w:t>
                   </w:r>
                 </w:p>
                 <w:p>
@@ -2948,7 +2969,7 @@
                       <w:sz w:val="16"/>
                       <w:szCs w:val="16"/>
                     </w:rPr>
-                    <w:t>pais_origen</w:t>
+                    <w:t>zona_captura</w:t>
                   </w:r>
                   <w:proofErr w:type="spellEnd"/>
                   <w:r>
@@ -2963,7 +2984,77 @@
               </w:tc>
               <w:tc>
                 <w:tcPr>
-                  <w:tcW w:w="2330" w:type="dxa"/>
+                  <w:tcW w:w="1677" w:type="dxa"/>
+                  <w:gridSpan w:val="2"/>
+                  <w:tcBorders>
+                    <w:top w:val="single" w:sz="4" w:space="0" w:color="444444"/>
+                    <w:left w:val="single" w:sz="4" w:space="0" w:color="444444"/>
+                    <w:bottom w:val="single" w:sz="4" w:space="0" w:color="444444"/>
+                    <w:right w:val="single" w:sz="4" w:space="0" w:color="444444"/>
+                  </w:tcBorders>
+                </w:tcPr>
+                <w:p>
+                  <w:pPr>
+                    <w:spacing w:line="276" w:lineRule="auto"/>
+                    <w:rPr>
+                      <w:rFonts w:ascii="Nunito Black" w:hAnsi="Nunito Black"/>
+                      <w:b/>
+                      <w:bCs/>
+                      <w:sz w:val="16"/>
+                      <w:szCs w:val="16"/>
+                    </w:rPr>
+                  </w:pPr>
+                  <w:r>
+                    <w:rPr>
+                      <w:rFonts w:ascii="Nunito Black" w:hAnsi="Nunito Black"/>
+                      <w:b/>
+                      <w:bCs/>
+                      <w:sz w:val="16"/>
+                      <w:szCs w:val="16"/>
+                    </w:rPr>
+                    <w:t>PAÍS DE ORIGEN:</w:t>
+                  </w:r>
+                </w:p>
+                <w:p>
+                  <w:pPr>
+                    <w:spacing w:line="276" w:lineRule="auto"/>
+                    <w:rPr>
+                      <w:rFonts w:ascii="Nunito" w:hAnsi="Nunito"/>
+                      <w:sz w:val="16"/>
+                      <w:szCs w:val="16"/>
+                    </w:rPr>
+                  </w:pPr>
+                  <w:r>
+                    <w:rPr>
+                      <w:rFonts w:ascii="Nunito" w:hAnsi="Nunito"/>
+                      <w:sz w:val="16"/>
+                      <w:szCs w:val="16"/>
+                    </w:rPr>
+                    <w:t>{{</w:t>
+                  </w:r>
+                  <w:proofErr w:type="spellStart"/>
+                  <w:r>
+                    <w:rPr>
+                      <w:rFonts w:ascii="Nunito" w:hAnsi="Nunito"/>
+                      <w:sz w:val="16"/>
+                      <w:szCs w:val="16"/>
+                    </w:rPr>
+                    <w:t>pais_origen</w:t>
+                  </w:r>
+                  <w:proofErr w:type="spellEnd"/>
+                  <w:r>
+                    <w:rPr>
+                      <w:rFonts w:ascii="Nunito" w:hAnsi="Nunito"/>
+                      <w:sz w:val="16"/>
+                      <w:szCs w:val="16"/>
+                    </w:rPr>
+                    <w:t>}}</w:t>
+                  </w:r>
+                </w:p>
+              </w:tc>
+              <w:tc>
+                <w:tcPr>
+                  <w:tcW w:w="2540" w:type="dxa"/>
                   <w:gridSpan w:val="2"/>
                   <w:tcBorders>
                     <w:top w:val="single" w:sz="4" w:space="0" w:color="444444"/>
@@ -3046,12 +3137,12 @@
             </w:tr>
             <w:tr>
               <w:trPr>
-                <w:trHeight w:val="819"/>
+                <w:trHeight w:val="872"/>
               </w:trPr>
               <w:tc>
                 <w:tcPr>
-                  <w:tcW w:w="3531" w:type="dxa"/>
-                  <w:gridSpan w:val="3"/>
+                  <w:tcW w:w="3849" w:type="dxa"/>
+                  <w:gridSpan w:val="4"/>
                   <w:tcBorders>
                     <w:top w:val="single" w:sz="4" w:space="0" w:color="444444"/>
                     <w:left w:val="double" w:sz="18" w:space="0" w:color="auto"/>
@@ -3148,7 +3239,7 @@
               </w:tc>
               <w:tc>
                 <w:tcPr>
-                  <w:tcW w:w="3852" w:type="dxa"/>
+                  <w:tcW w:w="4198" w:type="dxa"/>
                   <w:gridSpan w:val="3"/>
                   <w:tcBorders>
                     <w:left w:val="single" w:sz="4" w:space="0" w:color="444444"/>
@@ -3217,111 +3308,155 @@
             </w:tr>
             <w:tr>
               <w:trPr>
-                <w:trHeight w:val="1076"/>
+                <w:trHeight w:val="1145"/>
               </w:trPr>
               <w:tc>
                 <w:tcPr>
-                  <w:tcW w:w="5280" w:type="dxa"/>
-                  <w:gridSpan w:val="5"/>
+                  <w:tcW w:w="2579" w:type="dxa"/>
+                  <w:gridSpan w:val="2"/>
                   <w:tcBorders>
                     <w:top w:val="single" w:sz="4" w:space="0" w:color="444444"/>
                     <w:left w:val="double" w:sz="18" w:space="0" w:color="auto"/>
                     <w:bottom w:val="double" w:sz="18" w:space="0" w:color="auto"/>
-                    <w:right w:val="single" w:sz="4" w:space="0" w:color="FFFFFF" w:themeColor="background1"/>
+                    <w:right w:val="single" w:sz="4" w:space="0" w:color="444444"/>
                   </w:tcBorders>
                 </w:tcPr>
                 <w:p>
                   <w:pPr>
-                    <w:spacing w:line="276" w:lineRule="auto"/>
-                    <w:rPr>
-                      <w:rFonts w:ascii="Nunito Black" w:hAnsi="Nunito Black"/>
-                      <w:b/>
-                      <w:bCs/>
-                      <w:sz w:val="16"/>
-                      <w:szCs w:val="16"/>
-                    </w:rPr>
-                  </w:pPr>
-                  <w:r>
-                    <w:rPr>
-                      <w:rFonts w:ascii="Nunito Black" w:hAnsi="Nunito Black"/>
-                      <w:b/>
-                      <w:bCs/>
-                      <w:sz w:val="16"/>
-                      <w:szCs w:val="16"/>
-                    </w:rPr>
-                    <w:t>EXPEDIDOR:</w:t>
-                  </w:r>
-                </w:p>
-                <w:p>
-                  <w:pPr>
-                    <w:jc w:val="center"/>
-                    <w:rPr>
-                      <w:rFonts w:ascii="Nunito" w:hAnsi="Nunito"/>
-                      <w:b/>
-                      <w:bCs/>
-                      <w:sz w:val="16"/>
-                      <w:szCs w:val="16"/>
-                    </w:rPr>
-                  </w:pPr>
-                  <w:r>
-                    <w:rPr>
-                      <w:rFonts w:ascii="Nunito" w:hAnsi="Nunito"/>
-                      <w:b/>
-                      <w:bCs/>
-                      <w:sz w:val="16"/>
-                      <w:szCs w:val="16"/>
-                    </w:rPr>
-                    <w:t xml:space="preserve">PESCADOS Y MARISCOS SANTIAGO Y SANTIAGO, S.L. </w:t>
-                  </w:r>
-                </w:p>
-                <w:p>
-                  <w:pPr>
-                    <w:jc w:val="center"/>
-                    <w:rPr>
-                      <w:rFonts w:ascii="Nunito" w:hAnsi="Nunito"/>
-                      <w:b/>
-                      <w:bCs/>
-                      <w:sz w:val="16"/>
-                      <w:szCs w:val="16"/>
-                    </w:rPr>
-                  </w:pPr>
-                  <w:r>
-                    <w:rPr>
-                      <w:rFonts w:ascii="Nunito" w:hAnsi="Nunito"/>
-                      <w:b/>
-                      <w:bCs/>
-                      <w:sz w:val="16"/>
-                      <w:szCs w:val="16"/>
-                    </w:rPr>
-                    <w:t>Calle Laguna del Marquesado nave 43C</w:t>
-                  </w:r>
-                </w:p>
-                <w:p>
-                  <w:pPr>
-                    <w:jc w:val="center"/>
-                    <w:rPr>
-                      <w:rFonts w:ascii="Nunito" w:hAnsi="Nunito"/>
-                      <w:b/>
-                      <w:bCs/>
-                      <w:sz w:val="16"/>
-                      <w:szCs w:val="16"/>
-                    </w:rPr>
-                  </w:pPr>
-                  <w:r>
-                    <w:rPr>
-                      <w:rFonts w:ascii="Nunito" w:hAnsi="Nunito"/>
-                      <w:b/>
-                      <w:bCs/>
-                      <w:sz w:val="16"/>
-                      <w:szCs w:val="16"/>
-                    </w:rPr>
-                    <w:t>28021 Madrid</w:t>
+                    <w:rPr>
+                      <w:rFonts w:ascii="Nunito Black" w:hAnsi="Nunito Black"/>
+                      <w:b/>
+                      <w:bCs/>
+                      <w:sz w:val="16"/>
+                      <w:szCs w:val="16"/>
+                    </w:rPr>
+                  </w:pPr>
+                  <w:r>
+                    <w:rPr>
+                      <w:rFonts w:ascii="Nunito Black" w:hAnsi="Nunito Black"/>
+                      <w:b/>
+                      <w:bCs/>
+                      <w:sz w:val="16"/>
+                      <w:szCs w:val="16"/>
+                    </w:rPr>
+                    <w:t>PESO NETO:</w:t>
+                  </w:r>
+                </w:p>
+                <w:p>
+                  <w:pPr>
+                    <w:rPr>
+                      <w:rFonts w:ascii="Nunito Black" w:hAnsi="Nunito Black"/>
+                      <w:b/>
+                      <w:bCs/>
+                      <w:sz w:val="16"/>
+                      <w:szCs w:val="16"/>
+                    </w:rPr>
+                  </w:pPr>
+                </w:p>
+                <w:p>
+                  <w:pPr>
+                    <w:rPr>
+                      <w:rFonts w:ascii="Nunito" w:hAnsi="Nunito"/>
+                      <w:b/>
+                      <w:bCs/>
+                      <w:sz w:val="16"/>
+                      <w:szCs w:val="16"/>
+                    </w:rPr>
+                  </w:pPr>
+                  <w:r>
+                    <w:rPr>
+                      <w:rFonts w:ascii="Nunito" w:hAnsi="Nunito"/>
+                      <w:b/>
+                      <w:bCs/>
+                      <w:sz w:val="16"/>
+                      <w:szCs w:val="16"/>
+                    </w:rPr>
+                    <w:t xml:space="preserve"> </w:t>
                   </w:r>
                 </w:p>
               </w:tc>
               <w:tc>
                 <w:tcPr>
-                  <w:tcW w:w="2103" w:type="dxa"/>
+                  <w:tcW w:w="3177" w:type="dxa"/>
+                  <w:gridSpan w:val="4"/>
+                  <w:tcBorders>
+                    <w:top w:val="single" w:sz="4" w:space="0" w:color="444444"/>
+                    <w:left w:val="single" w:sz="4" w:space="0" w:color="444444"/>
+                    <w:bottom w:val="double" w:sz="18" w:space="0" w:color="auto"/>
+                    <w:right w:val="single" w:sz="4" w:space="0" w:color="FFFFFF" w:themeColor="background1"/>
+                  </w:tcBorders>
+                  <w:vAlign w:val="center"/>
+                </w:tcPr>
+                <w:p>
+                  <w:pPr>
+                    <w:spacing w:line="276" w:lineRule="auto"/>
+                    <w:rPr>
+                      <w:rFonts w:ascii="Nunito Black" w:hAnsi="Nunito Black"/>
+                      <w:b/>
+                      <w:bCs/>
+                      <w:sz w:val="16"/>
+                      <w:szCs w:val="16"/>
+                    </w:rPr>
+                  </w:pPr>
+                  <w:r>
+                    <w:rPr>
+                      <w:rFonts w:ascii="Nunito Black" w:hAnsi="Nunito Black"/>
+                      <w:b/>
+                      <w:bCs/>
+                      <w:sz w:val="16"/>
+                      <w:szCs w:val="16"/>
+                    </w:rPr>
+                    <w:t>EXPEDIDOR:</w:t>
+                  </w:r>
+                </w:p>
+                <w:p>
+                  <w:pPr>
+                    <w:jc w:val="center"/>
+                    <w:rPr>
+                      <w:rFonts w:ascii="Nunito" w:hAnsi="Nunito"/>
+                      <w:b/>
+                      <w:bCs/>
+                      <w:sz w:val="16"/>
+                      <w:szCs w:val="16"/>
+                    </w:rPr>
+                  </w:pPr>
+                  <w:r>
+                    <w:rPr>
+                      <w:rFonts w:ascii="Nunito" w:hAnsi="Nunito"/>
+                      <w:b/>
+                      <w:bCs/>
+                      <w:sz w:val="16"/>
+                      <w:szCs w:val="16"/>
+                    </w:rPr>
+                    <w:t>PESCADOS Y MARISCOS SANTIAGO Y SANTIAGO, S.L. Calle Laguna del Marquesado nave 43C</w:t>
+                  </w:r>
+                </w:p>
+                <w:p>
+                  <w:pPr>
+                    <w:jc w:val="center"/>
+                    <w:rPr>
+                      <w:rFonts w:ascii="Nunito" w:hAnsi="Nunito"/>
+                      <w:b/>
+                      <w:bCs/>
+                      <w:sz w:val="16"/>
+                      <w:szCs w:val="16"/>
+                    </w:rPr>
+                  </w:pPr>
+                  <w:r>
+                    <w:rPr>
+                      <w:rFonts w:ascii="Nunito" w:hAnsi="Nunito"/>
+                      <w:b/>
+                      <w:bCs/>
+                      <w:sz w:val="16"/>
+                      <w:szCs w:val="16"/>
+                    </w:rPr>
+                    <w:t>28021 Madrid</w:t>
+                  </w:r>
+                </w:p>
+              </w:tc>
+              <w:tc>
+                <w:tcPr>
+                  <w:tcW w:w="2291" w:type="dxa"/>
                   <w:tcBorders>
                     <w:top w:val="single" w:sz="4" w:space="0" w:color="444444"/>
                     <w:left w:val="single" w:sz="4" w:space="0" w:color="FFFFFF" w:themeColor="background1"/>
@@ -3350,18 +3485,18 @@
                     <mc:AlternateContent>
                       <mc:Choice Requires="wps">
                         <w:drawing>
-                          <wp:anchor distT="0" distB="0" distL="114300" distR="114300" simplePos="0" relativeHeight="251673600" behindDoc="0" locked="0" layoutInCell="1" allowOverlap="1" wp14:anchorId="70D325B9" wp14:editId="6F5B2A08">
+                          <wp:anchor distT="0" distB="0" distL="114300" distR="114300" simplePos="0" relativeHeight="251663360" behindDoc="0" locked="0" layoutInCell="1" allowOverlap="1" wp14:anchorId="71847A94" wp14:editId="6AE76627">
                             <wp:simplePos x="0" y="0"/>
                             <wp:positionH relativeFrom="column">
-                              <wp:posOffset>-66675</wp:posOffset>
+                              <wp:posOffset>-54610</wp:posOffset>
                             </wp:positionH>
                             <wp:positionV relativeFrom="paragraph">
-                              <wp:posOffset>2540</wp:posOffset>
+                              <wp:posOffset>11430</wp:posOffset>
                             </wp:positionV>
-                            <wp:extent cx="1227666" cy="685800"/>
-                            <wp:effectExtent l="0" t="0" r="10795" b="19050"/>
+                            <wp:extent cx="1386840" cy="731520"/>
+                            <wp:effectExtent l="0" t="0" r="22860" b="11430"/>
                             <wp:wrapNone/>
-                            <wp:docPr id="882089206" name="Elipse 2"/>
+                            <wp:docPr id="883447086" name="Elipse 2"/>
                             <wp:cNvGraphicFramePr/>
                             <a:graphic xmlns:a="http://schemas.openxmlformats.org/drawingml/2006/main">
                               <a:graphicData uri="http://schemas.microsoft.com/office/word/2010/wordprocessingShape">
@@ -3370,7 +3505,7 @@
                                   <wps:spPr>
                                     <a:xfrm>
                                       <a:off x="0" y="0"/>
-                                      <a:ext cx="1227666" cy="685800"/>
+                                      <a:ext cx="1386840" cy="731520"/>
                                     </a:xfrm>
                                     <a:prstGeom prst="ellipse">
                                       <a:avLst/>
@@ -3402,8 +3537,8 @@
                                             <w:rFonts w:ascii="Nunito" w:hAnsi="Nunito"/>
                                             <w:b/>
                                             <w:bCs/>
-                                            <w:sz w:val="14"/>
-                                            <w:szCs w:val="14"/>
+                                            <w:sz w:val="16"/>
+                                            <w:szCs w:val="16"/>
                                           </w:rPr>
                                         </w:pPr>
                                         <w:r>
@@ -3411,8 +3546,8 @@
                                             <w:rFonts w:ascii="Nunito" w:hAnsi="Nunito"/>
                                             <w:b/>
                                             <w:bCs/>
-                                            <w:sz w:val="14"/>
-                                            <w:szCs w:val="14"/>
+                                            <w:sz w:val="16"/>
+                                            <w:szCs w:val="16"/>
                                           </w:rPr>
                                           <w:t>ES</w:t>
                                         </w:r>
@@ -3426,8 +3561,8 @@
                                             <w:rFonts w:ascii="Nunito" w:hAnsi="Nunito"/>
                                             <w:b/>
                                             <w:bCs/>
-                                            <w:sz w:val="14"/>
-                                            <w:szCs w:val="14"/>
+                                            <w:sz w:val="16"/>
+                                            <w:szCs w:val="16"/>
                                           </w:rPr>
                                         </w:pPr>
                                         <w:r>
@@ -3435,8 +3570,8 @@
                                             <w:rFonts w:ascii="Nunito" w:hAnsi="Nunito"/>
                                             <w:b/>
                                             <w:bCs/>
-                                            <w:sz w:val="14"/>
-                                            <w:szCs w:val="14"/>
+                                            <w:sz w:val="16"/>
+                                            <w:szCs w:val="16"/>
                                           </w:rPr>
                                           <w:t>12.00114276/M</w:t>
                                         </w:r>
@@ -3450,8 +3585,8 @@
                                             <w:rFonts w:ascii="Nunito" w:hAnsi="Nunito"/>
                                             <w:b/>
                                             <w:bCs/>
-                                            <w:sz w:val="14"/>
-                                            <w:szCs w:val="14"/>
+                                            <w:sz w:val="16"/>
+                                            <w:szCs w:val="16"/>
                                           </w:rPr>
                                         </w:pPr>
                                         <w:r>
@@ -3459,8 +3594,8 @@
                                             <w:rFonts w:ascii="Nunito" w:hAnsi="Nunito"/>
                                             <w:b/>
                                             <w:bCs/>
-                                            <w:sz w:val="14"/>
-                                            <w:szCs w:val="14"/>
+                                            <w:sz w:val="16"/>
+                                            <w:szCs w:val="16"/>
                                           </w:rPr>
                                           <w:t>CE</w:t>
                                         </w:r>
@@ -3485,9 +3620,9 @@
                           </wp:anchor>
                         </w:drawing>
                       </mc:Choice>
-                      <mc:Fallback>
+                      <mc:Fallback xmlns:w16sdtfl="http://schemas.microsoft.com/office/word/2024/wordml/sdtformatlock" xmlns:w16du="http://schemas.microsoft.com/office/word/2023/wordml/word16du">
                         <w:pict>
-                          <v:oval w14:anchorId="70D325B9" id="_x0000_s1028" style="position:absolute;left:0;text-align:left;margin-left:-5.25pt;margin-top:.2pt;width:96.65pt;height:54pt;z-index:251673600;visibility:visible;mso-wrap-style:square;mso-width-percent:0;mso-height-percent:0;mso-wrap-distance-left:9pt;mso-wrap-distance-top:0;mso-wrap-distance-right:9pt;mso-wrap-distance-bottom:0;mso-position-horizontal:absolute;mso-position-horizontal-relative:text;mso-position-vertical:absolute;mso-position-vertical-relative:text;mso-width-percent:0;mso-height-percent:0;mso-width-relative:margin;mso-height-relative:margin;v-text-anchor:middle" o:gfxdata="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" fillcolor="white [3201]" strokecolor="black [3200]" strokeweight="1pt">
+                          <v:oval w14:anchorId="71847A94" id="_x0000_s1028" style="position:absolute;left:0;text-align:left;margin-left:-4.3pt;margin-top:.9pt;width:109.2pt;height:57.6pt;z-index:251663360;visibility:visible;mso-wrap-style:square;mso-width-percent:0;mso-height-percent:0;mso-wrap-distance-left:9pt;mso-wrap-distance-top:0;mso-wrap-distance-right:9pt;mso-wrap-distance-bottom:0;mso-position-horizontal:absolute;mso-position-horizontal-relative:text;mso-position-vertical:absolute;mso-position-vertical-relative:text;mso-width-percent:0;mso-height-percent:0;mso-width-relative:margin;mso-height-relative:margin;v-text-anchor:middle" o:gfxdata="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" fillcolor="white [3201]" strokecolor="black [3200]" strokeweight="1pt">
                             <v:stroke joinstyle="miter"/>
                             <v:textbox>
                               <w:txbxContent>
@@ -3500,8 +3635,8 @@
                                       <w:rFonts w:ascii="Nunito" w:hAnsi="Nunito"/>
                                       <w:b/>
                                       <w:bCs/>
-                                      <w:sz w:val="14"/>
-                                      <w:szCs w:val="14"/>
+                                      <w:sz w:val="16"/>
+                                      <w:szCs w:val="16"/>
                                     </w:rPr>
                                   </w:pPr>
                                   <w:r>
@@ -3509,8 +3644,8 @@
                                       <w:rFonts w:ascii="Nunito" w:hAnsi="Nunito"/>
                                       <w:b/>
                                       <w:bCs/>
-                                      <w:sz w:val="14"/>
-                                      <w:szCs w:val="14"/>
+                                      <w:sz w:val="16"/>
+                                      <w:szCs w:val="16"/>
                                     </w:rPr>
                                     <w:t>ES</w:t>
                                   </w:r>
@@ -3524,8 +3659,8 @@
                                       <w:rFonts w:ascii="Nunito" w:hAnsi="Nunito"/>
                                       <w:b/>
                                       <w:bCs/>
-                                      <w:sz w:val="14"/>
-                                      <w:szCs w:val="14"/>
+                                      <w:sz w:val="16"/>
+                                      <w:szCs w:val="16"/>
                                     </w:rPr>
                                   </w:pPr>
                                   <w:r>
@@ -3533,8 +3668,8 @@
                                       <w:rFonts w:ascii="Nunito" w:hAnsi="Nunito"/>
                                       <w:b/>
                                       <w:bCs/>
-                                      <w:sz w:val="14"/>
-                                      <w:szCs w:val="14"/>
+                                      <w:sz w:val="16"/>
+                                      <w:szCs w:val="16"/>
                                     </w:rPr>
                                     <w:t>12.00114276/M</w:t>
                                   </w:r>
@@ -3548,8 +3683,8 @@
                                       <w:rFonts w:ascii="Nunito" w:hAnsi="Nunito"/>
                                       <w:b/>
                                       <w:bCs/>
-                                      <w:sz w:val="14"/>
-                                      <w:szCs w:val="14"/>
+                                      <w:sz w:val="16"/>
+                                      <w:szCs w:val="16"/>
                                     </w:rPr>
                                   </w:pPr>
                                   <w:r>
@@ -3557,8 +3692,8 @@
                                       <w:rFonts w:ascii="Nunito" w:hAnsi="Nunito"/>
                                       <w:b/>
                                       <w:bCs/>
-                                      <w:sz w:val="14"/>
-                                      <w:szCs w:val="14"/>
+                                      <w:sz w:val="16"/>
+                                      <w:szCs w:val="16"/>
                                     </w:rPr>
                                     <w:t>CE</w:t>
                                   </w:r>
@@ -3587,9 +3722,8 @@
           <w:tbl>
             <w:tblPr>
               <w:tblStyle w:val="Tablaconcuadrcula"/>
-              <w:tblpPr w:leftFromText="141" w:rightFromText="141" w:vertAnchor="page" w:horzAnchor="margin" w:tblpXSpec="center" w:tblpY="230"/>
-              <w:tblOverlap w:val="never"/>
-              <w:tblW w:w="7384" w:type="dxa"/>
+              <w:tblpPr w:leftFromText="141" w:rightFromText="141" w:tblpX="-494" w:tblpY="-429"/>
+              <w:tblW w:w="8048" w:type="dxa"/>
               <w:tblBorders>
                 <w:top w:val="none" w:sz="0" w:space="0" w:color="auto"/>
                 <w:left w:val="none" w:sz="0" w:space="0" w:color="auto"/>
@@ -3601,21 +3735,22 @@
               <w:tblLook w:val="04A0" w:firstRow="1" w:lastRow="0" w:firstColumn="1" w:lastColumn="0" w:noHBand="0" w:noVBand="1"/>
             </w:tblPr>
             <w:tblGrid>
-              <w:gridCol w:w="1975"/>
-              <w:gridCol w:w="1535"/>
-              <w:gridCol w:w="21"/>
-              <w:gridCol w:w="1522"/>
-              <w:gridCol w:w="227"/>
-              <w:gridCol w:w="2104"/>
+              <w:gridCol w:w="2154"/>
+              <w:gridCol w:w="425"/>
+              <w:gridCol w:w="1251"/>
+              <w:gridCol w:w="19"/>
+              <w:gridCol w:w="1659"/>
+              <w:gridCol w:w="248"/>
+              <w:gridCol w:w="2292"/>
             </w:tblGrid>
             <w:tr>
               <w:trPr>
-                <w:trHeight w:val="661"/>
+                <w:trHeight w:val="706"/>
               </w:trPr>
               <w:tc>
                 <w:tcPr>
-                  <w:tcW w:w="5053" w:type="dxa"/>
-                  <w:gridSpan w:val="4"/>
+                  <w:tcW w:w="5508" w:type="dxa"/>
+                  <w:gridSpan w:val="5"/>
                   <w:tcBorders>
                     <w:top w:val="double" w:sz="18" w:space="0" w:color="auto"/>
                     <w:left w:val="double" w:sz="18" w:space="0" w:color="auto"/>
@@ -3684,7 +3819,7 @@
               </w:tc>
               <w:tc>
                 <w:tcPr>
-                  <w:tcW w:w="2330" w:type="dxa"/>
+                  <w:tcW w:w="2540" w:type="dxa"/>
                   <w:gridSpan w:val="2"/>
                   <w:vMerge w:val="restart"/>
                   <w:tcBorders>
@@ -3763,12 +3898,12 @@
             </w:tr>
             <w:tr>
               <w:trPr>
-                <w:trHeight w:val="655"/>
+                <w:trHeight w:val="697"/>
               </w:trPr>
               <w:tc>
                 <w:tcPr>
-                  <w:tcW w:w="5053" w:type="dxa"/>
-                  <w:gridSpan w:val="4"/>
+                  <w:tcW w:w="5508" w:type="dxa"/>
+                  <w:gridSpan w:val="5"/>
                   <w:tcBorders>
                     <w:top w:val="single" w:sz="4" w:space="0" w:color="000000"/>
                     <w:left w:val="double" w:sz="18" w:space="0" w:color="auto"/>
@@ -3847,7 +3982,7 @@
               </w:tc>
               <w:tc>
                 <w:tcPr>
-                  <w:tcW w:w="2330" w:type="dxa"/>
+                  <w:tcW w:w="2540" w:type="dxa"/>
                   <w:gridSpan w:val="2"/>
                   <w:vMerge/>
                   <w:tcBorders>
@@ -3871,12 +4006,12 @@
             </w:tr>
             <w:tr>
               <w:trPr>
-                <w:trHeight w:val="659"/>
+                <w:trHeight w:val="775"/>
               </w:trPr>
               <w:tc>
                 <w:tcPr>
-                  <w:tcW w:w="7384" w:type="dxa"/>
-                  <w:gridSpan w:val="6"/>
+                  <w:tcW w:w="8048" w:type="dxa"/>
+                  <w:gridSpan w:val="7"/>
                   <w:tcBorders>
                     <w:top w:val="single" w:sz="4" w:space="0" w:color="000000"/>
                     <w:left w:val="double" w:sz="18" w:space="0" w:color="auto"/>
@@ -3932,11 +4067,11 @@
             </w:tr>
             <w:tr>
               <w:trPr>
-                <w:trHeight w:val="1154"/>
+                <w:trHeight w:val="1227"/>
               </w:trPr>
               <w:tc>
                 <w:tcPr>
-                  <w:tcW w:w="1975" w:type="dxa"/>
+                  <w:tcW w:w="2154" w:type="dxa"/>
                   <w:tcBorders>
                     <w:top w:val="single" w:sz="4" w:space="0" w:color="444444"/>
                     <w:left w:val="double" w:sz="18" w:space="0" w:color="auto"/>
@@ -4005,76 +4140,7 @@
               </w:tc>
               <w:tc>
                 <w:tcPr>
-                  <w:tcW w:w="1535" w:type="dxa"/>
-                  <w:tcBorders>
-                    <w:top w:val="single" w:sz="4" w:space="0" w:color="444444"/>
-                    <w:left w:val="single" w:sz="4" w:space="0" w:color="444444"/>
-                    <w:bottom w:val="single" w:sz="4" w:space="0" w:color="444444"/>
-                    <w:right w:val="single" w:sz="4" w:space="0" w:color="444444"/>
-                  </w:tcBorders>
-                </w:tcPr>
-                <w:p>
-                  <w:pPr>
-                    <w:spacing w:line="276" w:lineRule="auto"/>
-                    <w:rPr>
-                      <w:rFonts w:ascii="Nunito Black" w:hAnsi="Nunito Black"/>
-                      <w:b/>
-                      <w:bCs/>
-                      <w:sz w:val="16"/>
-                      <w:szCs w:val="16"/>
-                    </w:rPr>
-                  </w:pPr>
-                  <w:r>
-                    <w:rPr>
-                      <w:rFonts w:ascii="Nunito Black" w:hAnsi="Nunito Black"/>
-                      <w:b/>
-                      <w:bCs/>
-                      <w:sz w:val="16"/>
-                      <w:szCs w:val="16"/>
-                    </w:rPr>
-                    <w:t>ZONA DE CAPTURA:</w:t>
-                  </w:r>
-                </w:p>
-                <w:p>
-                  <w:pPr>
-                    <w:spacing w:line="276" w:lineRule="auto"/>
-                    <w:rPr>
-                      <w:rFonts w:ascii="Nunito" w:hAnsi="Nunito"/>
-                      <w:sz w:val="16"/>
-                      <w:szCs w:val="16"/>
-                    </w:rPr>
-                  </w:pPr>
-                  <w:r>
-                    <w:rPr>
-                      <w:rFonts w:ascii="Nunito" w:hAnsi="Nunito"/>
-                      <w:sz w:val="16"/>
-                      <w:szCs w:val="16"/>
-                    </w:rPr>
-                    <w:t>{{</w:t>
-                  </w:r>
-                  <w:proofErr w:type="spellStart"/>
-                  <w:r>
-                    <w:rPr>
-                      <w:rFonts w:ascii="Nunito" w:hAnsi="Nunito"/>
-                      <w:sz w:val="16"/>
-                      <w:szCs w:val="16"/>
-                    </w:rPr>
-                    <w:t>zona_captura</w:t>
-                  </w:r>
-                  <w:proofErr w:type="spellEnd"/>
-                  <w:r>
-                    <w:rPr>
-                      <w:rFonts w:ascii="Nunito" w:hAnsi="Nunito"/>
-                      <w:sz w:val="16"/>
-                      <w:szCs w:val="16"/>
-                    </w:rPr>
-                    <w:t>}}</w:t>
-                  </w:r>
-                </w:p>
-              </w:tc>
-              <w:tc>
-                <w:tcPr>
-                  <w:tcW w:w="1543" w:type="dxa"/>
+                  <w:tcW w:w="1676" w:type="dxa"/>
                   <w:gridSpan w:val="2"/>
                   <w:tcBorders>
                     <w:top w:val="single" w:sz="4" w:space="0" w:color="444444"/>
@@ -4102,7 +4168,7 @@
                       <w:sz w:val="16"/>
                       <w:szCs w:val="16"/>
                     </w:rPr>
-                    <w:t>PAÍS DE ORIGEN:</w:t>
+                    <w:t>ZONA DE CAPTURA:</w:t>
                   </w:r>
                 </w:p>
                 <w:p>
@@ -4129,7 +4195,7 @@
                       <w:sz w:val="16"/>
                       <w:szCs w:val="16"/>
                     </w:rPr>
-                    <w:t>pais_origen</w:t>
+                    <w:t>zona_captura</w:t>
                   </w:r>
                   <w:proofErr w:type="spellEnd"/>
                   <w:r>
@@ -4144,7 +4210,77 @@
               </w:tc>
               <w:tc>
                 <w:tcPr>
-                  <w:tcW w:w="2330" w:type="dxa"/>
+                  <w:tcW w:w="1677" w:type="dxa"/>
+                  <w:gridSpan w:val="2"/>
+                  <w:tcBorders>
+                    <w:top w:val="single" w:sz="4" w:space="0" w:color="444444"/>
+                    <w:left w:val="single" w:sz="4" w:space="0" w:color="444444"/>
+                    <w:bottom w:val="single" w:sz="4" w:space="0" w:color="444444"/>
+                    <w:right w:val="single" w:sz="4" w:space="0" w:color="444444"/>
+                  </w:tcBorders>
+                </w:tcPr>
+                <w:p>
+                  <w:pPr>
+                    <w:spacing w:line="276" w:lineRule="auto"/>
+                    <w:rPr>
+                      <w:rFonts w:ascii="Nunito Black" w:hAnsi="Nunito Black"/>
+                      <w:b/>
+                      <w:bCs/>
+                      <w:sz w:val="16"/>
+                      <w:szCs w:val="16"/>
+                    </w:rPr>
+                  </w:pPr>
+                  <w:r>
+                    <w:rPr>
+                      <w:rFonts w:ascii="Nunito Black" w:hAnsi="Nunito Black"/>
+                      <w:b/>
+                      <w:bCs/>
+                      <w:sz w:val="16"/>
+                      <w:szCs w:val="16"/>
+                    </w:rPr>
+                    <w:t>PAÍS DE ORIGEN:</w:t>
+                  </w:r>
+                </w:p>
+                <w:p>
+                  <w:pPr>
+                    <w:spacing w:line="276" w:lineRule="auto"/>
+                    <w:rPr>
+                      <w:rFonts w:ascii="Nunito" w:hAnsi="Nunito"/>
+                      <w:sz w:val="16"/>
+                      <w:szCs w:val="16"/>
+                    </w:rPr>
+                  </w:pPr>
+                  <w:r>
+                    <w:rPr>
+                      <w:rFonts w:ascii="Nunito" w:hAnsi="Nunito"/>
+                      <w:sz w:val="16"/>
+                      <w:szCs w:val="16"/>
+                    </w:rPr>
+                    <w:t>{{</w:t>
+                  </w:r>
+                  <w:proofErr w:type="spellStart"/>
+                  <w:r>
+                    <w:rPr>
+                      <w:rFonts w:ascii="Nunito" w:hAnsi="Nunito"/>
+                      <w:sz w:val="16"/>
+                      <w:szCs w:val="16"/>
+                    </w:rPr>
+                    <w:t>pais_origen</w:t>
+                  </w:r>
+                  <w:proofErr w:type="spellEnd"/>
+                  <w:r>
+                    <w:rPr>
+                      <w:rFonts w:ascii="Nunito" w:hAnsi="Nunito"/>
+                      <w:sz w:val="16"/>
+                      <w:szCs w:val="16"/>
+                    </w:rPr>
+                    <w:t>}}</w:t>
+                  </w:r>
+                </w:p>
+              </w:tc>
+              <w:tc>
+                <w:tcPr>
+                  <w:tcW w:w="2540" w:type="dxa"/>
                   <w:gridSpan w:val="2"/>
                   <w:tcBorders>
                     <w:top w:val="single" w:sz="4" w:space="0" w:color="444444"/>
@@ -4227,12 +4363,12 @@
             </w:tr>
             <w:tr>
               <w:trPr>
-                <w:trHeight w:val="819"/>
+                <w:trHeight w:val="872"/>
               </w:trPr>
               <w:tc>
                 <w:tcPr>
-                  <w:tcW w:w="3531" w:type="dxa"/>
-                  <w:gridSpan w:val="3"/>
+                  <w:tcW w:w="3849" w:type="dxa"/>
+                  <w:gridSpan w:val="4"/>
                   <w:tcBorders>
                     <w:top w:val="single" w:sz="4" w:space="0" w:color="444444"/>
                     <w:left w:val="double" w:sz="18" w:space="0" w:color="auto"/>
@@ -4329,7 +4465,7 @@
               </w:tc>
               <w:tc>
                 <w:tcPr>
-                  <w:tcW w:w="3852" w:type="dxa"/>
+                  <w:tcW w:w="4198" w:type="dxa"/>
                   <w:gridSpan w:val="3"/>
                   <w:tcBorders>
                     <w:left w:val="single" w:sz="4" w:space="0" w:color="444444"/>
@@ -4398,111 +4534,155 @@
             </w:tr>
             <w:tr>
               <w:trPr>
-                <w:trHeight w:val="1076"/>
+                <w:trHeight w:val="1145"/>
               </w:trPr>
               <w:tc>
                 <w:tcPr>
-                  <w:tcW w:w="5280" w:type="dxa"/>
-                  <w:gridSpan w:val="5"/>
+                  <w:tcW w:w="2579" w:type="dxa"/>
+                  <w:gridSpan w:val="2"/>
                   <w:tcBorders>
                     <w:top w:val="single" w:sz="4" w:space="0" w:color="444444"/>
                     <w:left w:val="double" w:sz="18" w:space="0" w:color="auto"/>
                     <w:bottom w:val="double" w:sz="18" w:space="0" w:color="auto"/>
-                    <w:right w:val="single" w:sz="4" w:space="0" w:color="FFFFFF" w:themeColor="background1"/>
+                    <w:right w:val="single" w:sz="4" w:space="0" w:color="444444"/>
                   </w:tcBorders>
                 </w:tcPr>
                 <w:p>
                   <w:pPr>
-                    <w:spacing w:line="276" w:lineRule="auto"/>
-                    <w:rPr>
-                      <w:rFonts w:ascii="Nunito Black" w:hAnsi="Nunito Black"/>
-                      <w:b/>
-                      <w:bCs/>
-                      <w:sz w:val="16"/>
-                      <w:szCs w:val="16"/>
-                    </w:rPr>
-                  </w:pPr>
-                  <w:r>
-                    <w:rPr>
-                      <w:rFonts w:ascii="Nunito Black" w:hAnsi="Nunito Black"/>
-                      <w:b/>
-                      <w:bCs/>
-                      <w:sz w:val="16"/>
-                      <w:szCs w:val="16"/>
-                    </w:rPr>
-                    <w:t>EXPEDIDOR:</w:t>
-                  </w:r>
-                </w:p>
-                <w:p>
-                  <w:pPr>
-                    <w:jc w:val="center"/>
-                    <w:rPr>
-                      <w:rFonts w:ascii="Nunito" w:hAnsi="Nunito"/>
-                      <w:b/>
-                      <w:bCs/>
-                      <w:sz w:val="16"/>
-                      <w:szCs w:val="16"/>
-                    </w:rPr>
-                  </w:pPr>
-                  <w:r>
-                    <w:rPr>
-                      <w:rFonts w:ascii="Nunito" w:hAnsi="Nunito"/>
-                      <w:b/>
-                      <w:bCs/>
-                      <w:sz w:val="16"/>
-                      <w:szCs w:val="16"/>
-                    </w:rPr>
-                    <w:t xml:space="preserve">PESCADOS Y MARISCOS SANTIAGO Y SANTIAGO, S.L. </w:t>
-                  </w:r>
-                </w:p>
-                <w:p>
-                  <w:pPr>
-                    <w:jc w:val="center"/>
-                    <w:rPr>
-                      <w:rFonts w:ascii="Nunito" w:hAnsi="Nunito"/>
-                      <w:b/>
-                      <w:bCs/>
-                      <w:sz w:val="16"/>
-                      <w:szCs w:val="16"/>
-                    </w:rPr>
-                  </w:pPr>
-                  <w:r>
-                    <w:rPr>
-                      <w:rFonts w:ascii="Nunito" w:hAnsi="Nunito"/>
-                      <w:b/>
-                      <w:bCs/>
-                      <w:sz w:val="16"/>
-                      <w:szCs w:val="16"/>
-                    </w:rPr>
-                    <w:t>Calle Laguna del Marquesado nave 43C</w:t>
-                  </w:r>
-                </w:p>
-                <w:p>
-                  <w:pPr>
-                    <w:jc w:val="center"/>
-                    <w:rPr>
-                      <w:rFonts w:ascii="Nunito" w:hAnsi="Nunito"/>
-                      <w:b/>
-                      <w:bCs/>
-                      <w:sz w:val="16"/>
-                      <w:szCs w:val="16"/>
-                    </w:rPr>
-                  </w:pPr>
-                  <w:r>
-                    <w:rPr>
-                      <w:rFonts w:ascii="Nunito" w:hAnsi="Nunito"/>
-                      <w:b/>
-                      <w:bCs/>
-                      <w:sz w:val="16"/>
-                      <w:szCs w:val="16"/>
-                    </w:rPr>
-                    <w:t>28021 Madrid</w:t>
+                    <w:rPr>
+                      <w:rFonts w:ascii="Nunito Black" w:hAnsi="Nunito Black"/>
+                      <w:b/>
+                      <w:bCs/>
+                      <w:sz w:val="16"/>
+                      <w:szCs w:val="16"/>
+                    </w:rPr>
+                  </w:pPr>
+                  <w:r>
+                    <w:rPr>
+                      <w:rFonts w:ascii="Nunito Black" w:hAnsi="Nunito Black"/>
+                      <w:b/>
+                      <w:bCs/>
+                      <w:sz w:val="16"/>
+                      <w:szCs w:val="16"/>
+                    </w:rPr>
+                    <w:t>PESO NETO:</w:t>
+                  </w:r>
+                </w:p>
+                <w:p>
+                  <w:pPr>
+                    <w:rPr>
+                      <w:rFonts w:ascii="Nunito Black" w:hAnsi="Nunito Black"/>
+                      <w:b/>
+                      <w:bCs/>
+                      <w:sz w:val="16"/>
+                      <w:szCs w:val="16"/>
+                    </w:rPr>
+                  </w:pPr>
+                </w:p>
+                <w:p>
+                  <w:pPr>
+                    <w:rPr>
+                      <w:rFonts w:ascii="Nunito" w:hAnsi="Nunito"/>
+                      <w:b/>
+                      <w:bCs/>
+                      <w:sz w:val="16"/>
+                      <w:szCs w:val="16"/>
+                    </w:rPr>
+                  </w:pPr>
+                  <w:r>
+                    <w:rPr>
+                      <w:rFonts w:ascii="Nunito" w:hAnsi="Nunito"/>
+                      <w:b/>
+                      <w:bCs/>
+                      <w:sz w:val="16"/>
+                      <w:szCs w:val="16"/>
+                    </w:rPr>
+                    <w:t xml:space="preserve"> </w:t>
                   </w:r>
                 </w:p>
               </w:tc>
               <w:tc>
                 <w:tcPr>
-                  <w:tcW w:w="2103" w:type="dxa"/>
+                  <w:tcW w:w="3177" w:type="dxa"/>
+                  <w:gridSpan w:val="4"/>
+                  <w:tcBorders>
+                    <w:top w:val="single" w:sz="4" w:space="0" w:color="444444"/>
+                    <w:left w:val="single" w:sz="4" w:space="0" w:color="444444"/>
+                    <w:bottom w:val="double" w:sz="18" w:space="0" w:color="auto"/>
+                    <w:right w:val="single" w:sz="4" w:space="0" w:color="FFFFFF" w:themeColor="background1"/>
+                  </w:tcBorders>
+                  <w:vAlign w:val="center"/>
+                </w:tcPr>
+                <w:p>
+                  <w:pPr>
+                    <w:spacing w:line="276" w:lineRule="auto"/>
+                    <w:rPr>
+                      <w:rFonts w:ascii="Nunito Black" w:hAnsi="Nunito Black"/>
+                      <w:b/>
+                      <w:bCs/>
+                      <w:sz w:val="16"/>
+                      <w:szCs w:val="16"/>
+                    </w:rPr>
+                  </w:pPr>
+                  <w:r>
+                    <w:rPr>
+                      <w:rFonts w:ascii="Nunito Black" w:hAnsi="Nunito Black"/>
+                      <w:b/>
+                      <w:bCs/>
+                      <w:sz w:val="16"/>
+                      <w:szCs w:val="16"/>
+                    </w:rPr>
+                    <w:t>EXPEDIDOR:</w:t>
+                  </w:r>
+                </w:p>
+                <w:p>
+                  <w:pPr>
+                    <w:jc w:val="center"/>
+                    <w:rPr>
+                      <w:rFonts w:ascii="Nunito" w:hAnsi="Nunito"/>
+                      <w:b/>
+                      <w:bCs/>
+                      <w:sz w:val="16"/>
+                      <w:szCs w:val="16"/>
+                    </w:rPr>
+                  </w:pPr>
+                  <w:r>
+                    <w:rPr>
+                      <w:rFonts w:ascii="Nunito" w:hAnsi="Nunito"/>
+                      <w:b/>
+                      <w:bCs/>
+                      <w:sz w:val="16"/>
+                      <w:szCs w:val="16"/>
+                    </w:rPr>
+                    <w:t>PESCADOS Y MARISCOS SANTIAGO Y SANTIAGO, S.L. Calle Laguna del Marquesado nave 43C</w:t>
+                  </w:r>
+                </w:p>
+                <w:p>
+                  <w:pPr>
+                    <w:jc w:val="center"/>
+                    <w:rPr>
+                      <w:rFonts w:ascii="Nunito" w:hAnsi="Nunito"/>
+                      <w:b/>
+                      <w:bCs/>
+                      <w:sz w:val="16"/>
+                      <w:szCs w:val="16"/>
+                    </w:rPr>
+                  </w:pPr>
+                  <w:r>
+                    <w:rPr>
+                      <w:rFonts w:ascii="Nunito" w:hAnsi="Nunito"/>
+                      <w:b/>
+                      <w:bCs/>
+                      <w:sz w:val="16"/>
+                      <w:szCs w:val="16"/>
+                    </w:rPr>
+                    <w:t>28021 Madrid</w:t>
+                  </w:r>
+                </w:p>
+              </w:tc>
+              <w:tc>
+                <w:tcPr>
+                  <w:tcW w:w="2291" w:type="dxa"/>
                   <w:tcBorders>
                     <w:top w:val="single" w:sz="4" w:space="0" w:color="444444"/>
                     <w:left w:val="single" w:sz="4" w:space="0" w:color="FFFFFF" w:themeColor="background1"/>
@@ -4531,18 +4711,18 @@
                     <mc:AlternateContent>
                       <mc:Choice Requires="wps">
                         <w:drawing>
-                          <wp:anchor distT="0" distB="0" distL="114300" distR="114300" simplePos="0" relativeHeight="251671552" behindDoc="0" locked="0" layoutInCell="1" allowOverlap="1" wp14:anchorId="675C1D8E" wp14:editId="53E6C327">
+                          <wp:anchor distT="0" distB="0" distL="114300" distR="114300" simplePos="0" relativeHeight="251665408" behindDoc="0" locked="0" layoutInCell="1" allowOverlap="1" wp14:anchorId="44A807F1" wp14:editId="74D27CED">
                             <wp:simplePos x="0" y="0"/>
                             <wp:positionH relativeFrom="column">
-                              <wp:posOffset>-66675</wp:posOffset>
+                              <wp:posOffset>-69850</wp:posOffset>
                             </wp:positionH>
                             <wp:positionV relativeFrom="paragraph">
-                              <wp:posOffset>2540</wp:posOffset>
+                              <wp:posOffset>19050</wp:posOffset>
                             </wp:positionV>
-                            <wp:extent cx="1227666" cy="685800"/>
-                            <wp:effectExtent l="0" t="0" r="10795" b="19050"/>
+                            <wp:extent cx="1386840" cy="731520"/>
+                            <wp:effectExtent l="0" t="0" r="22860" b="11430"/>
                             <wp:wrapNone/>
-                            <wp:docPr id="1635590281" name="Elipse 2"/>
+                            <wp:docPr id="44382577" name="Elipse 2"/>
                             <wp:cNvGraphicFramePr/>
                             <a:graphic xmlns:a="http://schemas.openxmlformats.org/drawingml/2006/main">
                               <a:graphicData uri="http://schemas.microsoft.com/office/word/2010/wordprocessingShape">
@@ -4551,7 +4731,7 @@
                                   <wps:spPr>
                                     <a:xfrm>
                                       <a:off x="0" y="0"/>
-                                      <a:ext cx="1227666" cy="685800"/>
+                                      <a:ext cx="1386840" cy="731520"/>
                                     </a:xfrm>
                                     <a:prstGeom prst="ellipse">
                                       <a:avLst/>
@@ -4583,8 +4763,8 @@
                                             <w:rFonts w:ascii="Nunito" w:hAnsi="Nunito"/>
                                             <w:b/>
                                             <w:bCs/>
-                                            <w:sz w:val="14"/>
-                                            <w:szCs w:val="14"/>
+                                            <w:sz w:val="16"/>
+                                            <w:szCs w:val="16"/>
                                           </w:rPr>
                                         </w:pPr>
                                         <w:r>
@@ -4592,8 +4772,8 @@
                                             <w:rFonts w:ascii="Nunito" w:hAnsi="Nunito"/>
                                             <w:b/>
                                             <w:bCs/>
-                                            <w:sz w:val="14"/>
-                                            <w:szCs w:val="14"/>
+                                            <w:sz w:val="16"/>
+                                            <w:szCs w:val="16"/>
                                           </w:rPr>
                                           <w:t>ES</w:t>
                                         </w:r>
@@ -4607,8 +4787,8 @@
                                             <w:rFonts w:ascii="Nunito" w:hAnsi="Nunito"/>
                                             <w:b/>
                                             <w:bCs/>
-                                            <w:sz w:val="14"/>
-                                            <w:szCs w:val="14"/>
+                                            <w:sz w:val="16"/>
+                                            <w:szCs w:val="16"/>
                                           </w:rPr>
                                         </w:pPr>
                                         <w:r>
@@ -4616,8 +4796,8 @@
                                             <w:rFonts w:ascii="Nunito" w:hAnsi="Nunito"/>
                                             <w:b/>
                                             <w:bCs/>
-                                            <w:sz w:val="14"/>
-                                            <w:szCs w:val="14"/>
+                                            <w:sz w:val="16"/>
+                                            <w:szCs w:val="16"/>
                                           </w:rPr>
                                           <w:t>12.00114276/M</w:t>
                                         </w:r>
@@ -4631,8 +4811,8 @@
                                             <w:rFonts w:ascii="Nunito" w:hAnsi="Nunito"/>
                                             <w:b/>
                                             <w:bCs/>
-                                            <w:sz w:val="14"/>
-                                            <w:szCs w:val="14"/>
+                                            <w:sz w:val="16"/>
+                                            <w:szCs w:val="16"/>
                                           </w:rPr>
                                         </w:pPr>
                                         <w:r>
@@ -4640,8 +4820,8 @@
                                             <w:rFonts w:ascii="Nunito" w:hAnsi="Nunito"/>
                                             <w:b/>
                                             <w:bCs/>
-                                            <w:sz w:val="14"/>
-                                            <w:szCs w:val="14"/>
+                                            <w:sz w:val="16"/>
+                                            <w:szCs w:val="16"/>
                                           </w:rPr>
                                           <w:t>CE</w:t>
                                         </w:r>
@@ -4666,9 +4846,9 @@
                           </wp:anchor>
                         </w:drawing>
                       </mc:Choice>
-                      <mc:Fallback>
+                      <mc:Fallback xmlns:w16sdtfl="http://schemas.microsoft.com/office/word/2024/wordml/sdtformatlock" xmlns:w16du="http://schemas.microsoft.com/office/word/2023/wordml/word16du">
                         <w:pict>
-                          <v:oval w14:anchorId="675C1D8E" id="_x0000_s1029" style="position:absolute;left:0;text-align:left;margin-left:-5.25pt;margin-top:.2pt;width:96.65pt;height:54pt;z-index:251671552;visibility:visible;mso-wrap-style:square;mso-width-percent:0;mso-height-percent:0;mso-wrap-distance-left:9pt;mso-wrap-distance-top:0;mso-wrap-distance-right:9pt;mso-wrap-distance-bottom:0;mso-position-horizontal:absolute;mso-position-horizontal-relative:text;mso-position-vertical:absolute;mso-position-vertical-relative:text;mso-width-percent:0;mso-height-percent:0;mso-width-relative:margin;mso-height-relative:margin;v-text-anchor:middle" o:gfxdata="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" fillcolor="white [3201]" strokecolor="black [3200]" strokeweight="1pt">
+                          <v:oval w14:anchorId="44A807F1" id="_x0000_s1029" style="position:absolute;left:0;text-align:left;margin-left:-5.5pt;margin-top:1.5pt;width:109.2pt;height:57.6pt;z-index:251665408;visibility:visible;mso-wrap-style:square;mso-width-percent:0;mso-height-percent:0;mso-wrap-distance-left:9pt;mso-wrap-distance-top:0;mso-wrap-distance-right:9pt;mso-wrap-distance-bottom:0;mso-position-horizontal:absolute;mso-position-horizontal-relative:text;mso-position-vertical:absolute;mso-position-vertical-relative:text;mso-width-percent:0;mso-height-percent:0;mso-width-relative:margin;mso-height-relative:margin;v-text-anchor:middle" o:gfxdata="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" fillcolor="white [3201]" strokecolor="black [3200]" strokeweight="1pt">
                             <v:stroke joinstyle="miter"/>
                             <v:textbox>
                               <w:txbxContent>
@@ -4681,8 +4861,8 @@
                                       <w:rFonts w:ascii="Nunito" w:hAnsi="Nunito"/>
                                       <w:b/>
                                       <w:bCs/>
-                                      <w:sz w:val="14"/>
-                                      <w:szCs w:val="14"/>
+                                      <w:sz w:val="16"/>
+                                      <w:szCs w:val="16"/>
                                     </w:rPr>
                                   </w:pPr>
                                   <w:r>
@@ -4690,8 +4870,8 @@
                                       <w:rFonts w:ascii="Nunito" w:hAnsi="Nunito"/>
                                       <w:b/>
                                       <w:bCs/>
-                                      <w:sz w:val="14"/>
-                                      <w:szCs w:val="14"/>
+                                      <w:sz w:val="16"/>
+                                      <w:szCs w:val="16"/>
                                     </w:rPr>
                                     <w:t>ES</w:t>
                                   </w:r>
@@ -4705,8 +4885,8 @@
                                       <w:rFonts w:ascii="Nunito" w:hAnsi="Nunito"/>
                                       <w:b/>
                                       <w:bCs/>
-                                      <w:sz w:val="14"/>
-                                      <w:szCs w:val="14"/>
+                                      <w:sz w:val="16"/>
+                                      <w:szCs w:val="16"/>
                                     </w:rPr>
                                   </w:pPr>
                                   <w:r>
@@ -4714,8 +4894,8 @@
                                       <w:rFonts w:ascii="Nunito" w:hAnsi="Nunito"/>
                                       <w:b/>
                                       <w:bCs/>
-                                      <w:sz w:val="14"/>
-                                      <w:szCs w:val="14"/>
+                                      <w:sz w:val="16"/>
+                                      <w:szCs w:val="16"/>
                                     </w:rPr>
                                     <w:t>12.00114276/M</w:t>
                                   </w:r>
@@ -4729,8 +4909,8 @@
                                       <w:rFonts w:ascii="Nunito" w:hAnsi="Nunito"/>
                                       <w:b/>
                                       <w:bCs/>
-                                      <w:sz w:val="14"/>
-                                      <w:szCs w:val="14"/>
+                                      <w:sz w:val="16"/>
+                                      <w:szCs w:val="16"/>
                                     </w:rPr>
                                   </w:pPr>
                                   <w:r>
@@ -4738,8 +4918,8 @@
                                       <w:rFonts w:ascii="Nunito" w:hAnsi="Nunito"/>
                                       <w:b/>
                                       <w:bCs/>
-                                      <w:sz w:val="14"/>
-                                      <w:szCs w:val="14"/>
+                                      <w:sz w:val="16"/>
+                                      <w:szCs w:val="16"/>
                                     </w:rPr>
                                     <w:t>CE</w:t>
                                   </w:r>
@@ -4783,7 +4963,7 @@
 </file>
 
 <file path=word/styles.xml><?xml version="1.0" encoding="utf-8"?>
-<w:styles xmlns:mc="http://schemas.openxmlformats.org/markup-compatibility/2006" xmlns:r="http://schemas.openxmlformats.org/officeDocument/2006/relationships" xmlns:w="http://schemas.openxmlformats.org/wordprocessingml/2006/main" xmlns:w14="http://schemas.microsoft.com/office/word/2010/wordml" xmlns:w15="http://schemas.microsoft.com/office/word/2012/wordml" xmlns:w16cex="http://schemas.microsoft.com/office/word/2018/wordml/cex" xmlns:w16cid="http://schemas.microsoft.com/office/word/2016/wordml/cid" xmlns:w16="http://schemas.microsoft.com/office/word/2018/wordml" xmlns:w16du="http://schemas.microsoft.com/office/word/2023/wordml/word16du" xmlns:w16sdtdh="http://schemas.microsoft.com/office/word/2020/wordml/sdtdatahash" xmlns:w16sdtfl="http://schemas.microsoft.com/office/word/2024/wordml/sdtformatlock" xmlns:w16se="http://schemas.microsoft.com/office/word/2015/wordml/symex" mc:Ignorable="w14 w15 w16se w16cid w16 w16cex w16sdtdh w16sdtfl w16du">
+<w:styles xmlns:mc="http://schemas.openxmlformats.org/markup-compatibility/2006" xmlns:r="http://schemas.openxmlformats.org/officeDocument/2006/relationships" xmlns:w="http://schemas.openxmlformats.org/wordprocessingml/2006/main" xmlns:w14="http://schemas.microsoft.com/office/word/2010/wordml" xmlns:w15="http://schemas.microsoft.com/office/word/2012/wordml" xmlns:w16cex="http://schemas.microsoft.com/office/word/2018/wordml/cex" xmlns:w16cid="http://schemas.microsoft.com/office/word/2016/wordml/cid" xmlns:w16="http://schemas.microsoft.com/office/word/2018/wordml" xmlns:w16sdtdh="http://schemas.microsoft.com/office/word/2020/wordml/sdtdatahash" xmlns:w16se="http://schemas.microsoft.com/office/word/2015/wordml/symex" mc:Ignorable="w14 w15 w16se w16cid w16 w16cex w16sdtdh">
   <w:docDefaults>
     <w:rPrDefault>
       <w:rPr>
